--- a/Knowledge/2-Science/0-Intro to Science/3-Wiki Source/Sources.docx
+++ b/Knowledge/2-Science/0-Intro to Science/3-Wiki Source/Sources.docx
@@ -1,6 +1,6 @@
 
 <file path=word/document.xml><?xml version="1.0" encoding="utf-8"?>
-<w:document xmlns:mc="http://schemas.openxmlformats.org/markup-compatibility/2006" xmlns:o="urn:schemas-microsoft-com:office:office" xmlns:r="http://schemas.openxmlformats.org/officeDocument/2006/relationships" xmlns:m="http://schemas.openxmlformats.org/officeDocument/2006/math" xmlns:v="urn:schemas-microsoft-com:vml" xmlns:wp="http://schemas.openxmlformats.org/drawingml/2006/wordprocessingDrawing" xmlns:w10="urn:schemas-microsoft-com:office:word" xmlns:w="http://schemas.openxmlformats.org/wordprocessingml/2006/main" xmlns:wne="http://schemas.microsoft.com/office/word/2006/wordml" xmlns:sl="http://schemas.openxmlformats.org/schemaLibrary/2006/main" xmlns:a="http://schemas.openxmlformats.org/drawingml/2006/main" xmlns:pic="http://schemas.openxmlformats.org/drawingml/2006/picture" xmlns:c="http://schemas.openxmlformats.org/drawingml/2006/chart" xmlns:lc="http://schemas.openxmlformats.org/drawingml/2006/lockedCanvas" xmlns:dgm="http://schemas.openxmlformats.org/drawingml/2006/diagram" xmlns:wps="http://schemas.microsoft.com/office/word/2010/wordprocessingShape" xmlns:wpg="http://schemas.microsoft.com/office/word/2010/wordprocessingGroup" xmlns:w14="http://schemas.microsoft.com/office/word/2010/wordml" xmlns:w15="http://schemas.microsoft.com/office/word/2012/wordml" xmlns:w16="http://schemas.microsoft.com/office/word/2018/wordml" xmlns:w16cex="http://schemas.microsoft.com/office/word/2018/wordml/cex" xmlns:w16cid="http://schemas.microsoft.com/office/word/2016/wordml/cid" xmlns="http://schemas.microsoft.com/office/tasks/2019/documenttasks" xmlns:cr="http://schemas.microsoft.com/office/comments/2020/reactions">
+<w:document xmlns:wpc="http://schemas.microsoft.com/office/word/2010/wordprocessingCanvas" xmlns:cx="http://schemas.microsoft.com/office/drawing/2014/chartex" xmlns:cx1="http://schemas.microsoft.com/office/drawing/2015/9/8/chartex" xmlns:cx2="http://schemas.microsoft.com/office/drawing/2015/10/21/chartex" xmlns:cx3="http://schemas.microsoft.com/office/drawing/2016/5/9/chartex" xmlns:cx4="http://schemas.microsoft.com/office/drawing/2016/5/10/chartex" xmlns:cx5="http://schemas.microsoft.com/office/drawing/2016/5/11/chartex" xmlns:cx6="http://schemas.microsoft.com/office/drawing/2016/5/12/chartex" xmlns:cx7="http://schemas.microsoft.com/office/drawing/2016/5/13/chartex" xmlns:cx8="http://schemas.microsoft.com/office/drawing/2016/5/14/chartex" xmlns:mc="http://schemas.openxmlformats.org/markup-compatibility/2006" xmlns:aink="http://schemas.microsoft.com/office/drawing/2016/ink" xmlns:am3d="http://schemas.microsoft.com/office/drawing/2017/model3d" xmlns:o="urn:schemas-microsoft-com:office:office" xmlns:oel="http://schemas.microsoft.com/office/2019/extlst" xmlns:r="http://schemas.openxmlformats.org/officeDocument/2006/relationships" xmlns:m="http://schemas.openxmlformats.org/officeDocument/2006/math" xmlns:v="urn:schemas-microsoft-com:vml" xmlns:wp14="http://schemas.microsoft.com/office/word/2010/wordprocessingDrawing" xmlns:wp="http://schemas.openxmlformats.org/drawingml/2006/wordprocessingDrawing" xmlns:w10="urn:schemas-microsoft-com:office:word" xmlns:w="http://schemas.openxmlformats.org/wordprocessingml/2006/main" xmlns:w14="http://schemas.microsoft.com/office/word/2010/wordml" xmlns:w15="http://schemas.microsoft.com/office/word/2012/wordml" xmlns:w16cex="http://schemas.microsoft.com/office/word/2018/wordml/cex" xmlns:w16cid="http://schemas.microsoft.com/office/word/2016/wordml/cid" xmlns:w16="http://schemas.microsoft.com/office/word/2018/wordml" xmlns:w16du="http://schemas.microsoft.com/office/word/2023/wordml/word16du" xmlns:w16sdtdh="http://schemas.microsoft.com/office/word/2020/wordml/sdtdatahash" xmlns:w16sdtfl="http://schemas.microsoft.com/office/word/2024/wordml/sdtformatlock" xmlns:w16se="http://schemas.microsoft.com/office/word/2015/wordml/symex" xmlns:wpg="http://schemas.microsoft.com/office/word/2010/wordprocessingGroup" xmlns:wpi="http://schemas.microsoft.com/office/word/2010/wordprocessingInk" xmlns:wne="http://schemas.microsoft.com/office/word/2006/wordml" xmlns:wps="http://schemas.microsoft.com/office/word/2010/wordprocessingShape" mc:Ignorable="w14 w15 w16se w16cid w16 w16cex w16sdtdh w16sdtfl w16du wp14">
   <w:body>
     <w:p>
       <w:pPr>
@@ -8,242 +8,203 @@
           <w:ilvl w:val="0"/>
           <w:numId w:val="1"/>
         </w:numPr>
-        <w:spacing w:after="240" w:before="240" w:lineRule="auto"/>
-        <w:ind w:left="720" w:hanging="360"/>
-        <w:rPr>
-          <w:u w:val="none"/>
-        </w:rPr>
+        <w:spacing w:before="240" w:after="240"/>
       </w:pPr>
       <w:r>
         <w:rPr>
-          <w:b w:val="1"/>
-          <w:rtl w:val="0"/>
-        </w:rPr>
-        <w:t xml:space="preserve">* Download Name</w:t>
-      </w:r>
-      <w:r>
-        <w:rPr>
-          <w:rtl w:val="0"/>
-        </w:rPr>
-        <w:t xml:space="preserve">: Science</w:t>
-        <w:br w:type="textWrapping"/>
+          <w:b/>
+        </w:rPr>
+        <w:t>* Download Name</w:t>
+      </w:r>
+      <w:r>
+        <w:t>: Science</w:t>
+      </w:r>
+      <w:r>
+        <w:br/>
         <w:t xml:space="preserve">* </w:t>
       </w:r>
       <w:r>
         <w:rPr>
-          <w:b w:val="1"/>
-          <w:rtl w:val="0"/>
-        </w:rPr>
-        <w:t xml:space="preserve">Download Type</w:t>
-      </w:r>
-      <w:r>
-        <w:rPr>
-          <w:rtl w:val="0"/>
-        </w:rPr>
-        <w:t xml:space="preserve">: Document</w:t>
-        <w:br w:type="textWrapping"/>
+          <w:b/>
+        </w:rPr>
+        <w:t>Download Type</w:t>
+      </w:r>
+      <w:r>
+        <w:t>: Document</w:t>
+      </w:r>
+      <w:r>
+        <w:br/>
         <w:t xml:space="preserve">* </w:t>
       </w:r>
       <w:r>
         <w:rPr>
-          <w:b w:val="1"/>
-          <w:rtl w:val="0"/>
-        </w:rPr>
-        <w:t xml:space="preserve">Source Type</w:t>
-      </w:r>
-      <w:r>
-        <w:rPr>
-          <w:rtl w:val="0"/>
-        </w:rPr>
-        <w:t xml:space="preserve">: Educational</w:t>
-        <w:br w:type="textWrapping"/>
+          <w:b/>
+        </w:rPr>
+        <w:t>Source Type</w:t>
+      </w:r>
+      <w:r>
+        <w:t>: Educational</w:t>
+      </w:r>
+      <w:r>
+        <w:br/>
         <w:t xml:space="preserve">* </w:t>
       </w:r>
       <w:r>
         <w:rPr>
-          <w:b w:val="1"/>
-          <w:rtl w:val="0"/>
-        </w:rPr>
-        <w:t xml:space="preserve">Download Source</w:t>
-      </w:r>
-      <w:r>
-        <w:rPr>
-          <w:rtl w:val="0"/>
-        </w:rPr>
+          <w:b/>
+        </w:rPr>
+        <w:t>Download Source</w:t>
+      </w:r>
+      <w:r>
+        <w:t xml:space="preserve">: </w:t>
+      </w:r>
+      <w:hyperlink r:id="rId5">
+        <w:r>
+          <w:rPr>
+            <w:color w:val="1155CC"/>
+            <w:u w:val="single"/>
+          </w:rPr>
+          <w:t>https://en.wikipedia.org/wiki/Science</w:t>
+        </w:r>
+      </w:hyperlink>
+      <w:r>
+        <w:br/>
+      </w:r>
+      <w:r>
+        <w:t xml:space="preserve">* </w:t>
+      </w:r>
+      <w:r>
+        <w:rPr>
+          <w:b/>
+        </w:rPr>
+        <w:t>Download Server / Mirror</w:t>
+      </w:r>
+      <w:r>
+        <w:t xml:space="preserve">: </w:t>
+      </w:r>
+      <w:r>
+        <w:t>en.wikipedia.org</w:t>
+      </w:r>
+      <w:r>
+        <w:t xml:space="preserve"> </w:t>
+      </w:r>
+      <w:r>
+        <w:br/>
+        <w:t xml:space="preserve">* </w:t>
+      </w:r>
+      <w:r>
+        <w:rPr>
+          <w:b/>
+        </w:rPr>
+        <w:t>Download Method</w:t>
+      </w:r>
+      <w:r>
         <w:t xml:space="preserve">: </w:t>
       </w:r>
       <w:hyperlink r:id="rId6">
         <w:r>
           <w:rPr>
-            <w:color w:val="1155cc"/>
-            <w:u w:val="single"/>
-            <w:rtl w:val="0"/>
-          </w:rPr>
-          <w:t xml:space="preserve">https://en.wikipedia.org/wiki/Science</w:t>
-        </w:r>
-      </w:hyperlink>
-      <w:r>
-        <w:rPr>
-          <w:rtl w:val="0"/>
-        </w:rPr>
-        <w:br w:type="textWrapping"/>
-        <w:t xml:space="preserve">* </w:t>
-      </w:r>
-      <w:r>
-        <w:rPr>
-          <w:b w:val="1"/>
-          <w:rtl w:val="0"/>
-        </w:rPr>
-        <w:t xml:space="preserve">Download Method</w:t>
-      </w:r>
-      <w:r>
-        <w:rPr>
-          <w:rtl w:val="0"/>
-        </w:rPr>
-        <w:t xml:space="preserve">: </w:t>
-      </w:r>
-      <w:hyperlink r:id="rId7">
-        <w:r>
-          <w:rPr>
-            <w:color w:val="1155cc"/>
+            <w:color w:val="1155CC"/>
             <w:sz w:val="20"/>
             <w:szCs w:val="20"/>
             <w:u w:val="single"/>
-            <w:rtl w:val="0"/>
           </w:rPr>
-          <w:t xml:space="preserve">https://www.ilovepdf.com/html-to-pdf</w:t>
+          <w:t>https://www.ilovepdf.com/html-to-pdf</w:t>
         </w:r>
       </w:hyperlink>
       <w:r>
         <w:rPr>
           <w:sz w:val="20"/>
           <w:szCs w:val="20"/>
-          <w:rtl w:val="0"/>
         </w:rPr>
         <w:t xml:space="preserve"> -&gt; convert html to pdf</w:t>
       </w:r>
       <w:r>
-        <w:rPr>
-          <w:rtl w:val="0"/>
-        </w:rPr>
-        <w:br w:type="textWrapping"/>
+        <w:br/>
         <w:t xml:space="preserve">* </w:t>
       </w:r>
       <w:r>
         <w:rPr>
-          <w:b w:val="1"/>
-          <w:rtl w:val="0"/>
-        </w:rPr>
-        <w:t xml:space="preserve">Download Format</w:t>
-      </w:r>
-      <w:r>
-        <w:rPr>
-          <w:rtl w:val="0"/>
-        </w:rPr>
-        <w:t xml:space="preserve">: .pdf</w:t>
-        <w:br w:type="textWrapping"/>
+          <w:b/>
+        </w:rPr>
+        <w:t>Download Format</w:t>
+      </w:r>
+      <w:r>
+        <w:t>: .pdf</w:t>
+      </w:r>
+      <w:r>
+        <w:br/>
         <w:t xml:space="preserve">* </w:t>
       </w:r>
       <w:r>
         <w:rPr>
-          <w:b w:val="1"/>
-          <w:rtl w:val="0"/>
-        </w:rPr>
-        <w:t xml:space="preserve">Download Quality</w:t>
-      </w:r>
-      <w:r>
-        <w:rPr>
-          <w:rtl w:val="0"/>
-        </w:rPr>
-        <w:t xml:space="preserve">: </w:t>
-      </w:r>
-      <w:r>
-        <w:rPr>
-          <w:rtl w:val="0"/>
-        </w:rPr>
-        <w:t xml:space="preserve">Medium </w:t>
-      </w:r>
-      <w:r>
-        <w:rPr>
-          <w:rtl w:val="0"/>
-        </w:rPr>
-        <w:br w:type="textWrapping"/>
+          <w:b/>
+        </w:rPr>
+        <w:t>Download Quality</w:t>
+      </w:r>
+      <w:r>
+        <w:t xml:space="preserve">: Medium </w:t>
+      </w:r>
+      <w:r>
+        <w:br/>
         <w:t xml:space="preserve">* </w:t>
       </w:r>
       <w:r>
         <w:rPr>
-          <w:b w:val="1"/>
-          <w:rtl w:val="0"/>
-        </w:rPr>
-        <w:t xml:space="preserve">Download Date</w:t>
-      </w:r>
-      <w:r>
-        <w:rPr>
-          <w:rtl w:val="0"/>
-        </w:rPr>
-        <w:t xml:space="preserve">: </w:t>
-      </w:r>
-      <w:r>
-        <w:rPr>
-          <w:rtl w:val="0"/>
-        </w:rPr>
-        <w:t xml:space="preserve">7/14/2025</w:t>
-        <w:br w:type="textWrapping"/>
-      </w:r>
-      <w:r>
-        <w:rPr>
-          <w:rtl w:val="0"/>
-        </w:rPr>
+          <w:b/>
+        </w:rPr>
+        <w:t>Download Date</w:t>
+      </w:r>
+      <w:r>
+        <w:t>: 7/14/2025</w:t>
+      </w:r>
+      <w:r>
+        <w:br/>
         <w:t xml:space="preserve">* </w:t>
       </w:r>
       <w:r>
         <w:rPr>
-          <w:b w:val="1"/>
-          <w:rtl w:val="0"/>
-        </w:rPr>
-        <w:t xml:space="preserve">Saved Location</w:t>
-      </w:r>
-      <w:r>
-        <w:rPr>
-          <w:rtl w:val="0"/>
-        </w:rPr>
+          <w:b/>
+        </w:rPr>
+        <w:t>Saved Location</w:t>
+      </w:r>
+      <w:r>
         <w:t xml:space="preserve">: </w:t>
       </w:r>
       <w:r>
         <w:rPr>
           <w:sz w:val="20"/>
           <w:szCs w:val="20"/>
-          <w:rtl w:val="0"/>
-        </w:rPr>
-        <w:t xml:space="preserve">treeknowledge561\Knowledge\Science\0-Intro to Science\3-Wiki source</w:t>
-        <w:br w:type="textWrapping"/>
-      </w:r>
-      <w:r>
-        <w:rPr>
-          <w:rtl w:val="0"/>
-        </w:rPr>
-        <w:t xml:space="preserve">* </w:t>
-      </w:r>
-      <w:r>
-        <w:rPr>
-          <w:b w:val="1"/>
-          <w:rtl w:val="0"/>
-        </w:rPr>
-        <w:t xml:space="preserve">Notes: </w:t>
+        </w:rPr>
+        <w:t>treeknowledge561\Knowledge\Science\0-Intro to Science\3-Wiki source</w:t>
       </w:r>
       <w:r>
         <w:rPr>
           <w:sz w:val="20"/>
           <w:szCs w:val="20"/>
-          <w:rtl w:val="0"/>
-        </w:rPr>
-        <w:t xml:space="preserve">Wiki Source -</w:t>
+        </w:rPr>
+        <w:br/>
+      </w:r>
+      <w:r>
+        <w:t xml:space="preserve">* </w:t>
+      </w:r>
+      <w:r>
+        <w:rPr>
+          <w:b/>
+        </w:rPr>
+        <w:t xml:space="preserve">Notes: </w:t>
+      </w:r>
+      <w:r>
+        <w:rPr>
+          <w:sz w:val="20"/>
+          <w:szCs w:val="20"/>
+        </w:rPr>
+        <w:t>Wiki Source -</w:t>
       </w:r>
       <w:r>
         <w:rPr>
           <w:sz w:val="24"/>
           <w:szCs w:val="24"/>
-          <w:rtl w:val="0"/>
         </w:rPr>
         <w:t xml:space="preserve"> </w:t>
       </w:r>
@@ -251,70 +212,38 @@
         <w:rPr>
           <w:sz w:val="20"/>
           <w:szCs w:val="20"/>
-          <w:rtl w:val="0"/>
-        </w:rPr>
-        <w:t xml:space="preserve">[This page was last edited on 8 July 2025, at 17:24 (UTC)]</w:t>
-      </w:r>
-      <w:r>
-        <w:rPr>
-          <w:rtl w:val="0"/>
-        </w:rPr>
-      </w:r>
+        </w:rPr>
+        <w:t>[This page was last edited on 8 July 2025, at 17:24 (UTC)]</w:t>
+      </w:r>
+    </w:p>
+    <w:p/>
+    <w:p>
+      <w:pPr>
+        <w:spacing w:before="240" w:after="240"/>
+      </w:pPr>
     </w:p>
     <w:p>
       <w:pPr>
-        <w:rPr/>
+        <w:spacing w:before="240" w:after="240"/>
       </w:pPr>
-      <w:r>
-        <w:rPr>
-          <w:rtl w:val="0"/>
-        </w:rPr>
-      </w:r>
     </w:p>
-    <w:p>
-      <w:pPr>
-        <w:spacing w:after="240" w:before="240" w:lineRule="auto"/>
-        <w:rPr/>
-      </w:pPr>
-      <w:r>
-        <w:rPr>
-          <w:rtl w:val="0"/>
-        </w:rPr>
-      </w:r>
-    </w:p>
-    <w:p>
-      <w:pPr>
-        <w:spacing w:after="240" w:before="240" w:lineRule="auto"/>
-        <w:rPr/>
-      </w:pPr>
-      <w:r>
-        <w:rPr>
-          <w:rtl w:val="0"/>
-        </w:rPr>
-      </w:r>
-    </w:p>
-    <w:p>
-      <w:pPr>
-        <w:rPr/>
-      </w:pPr>
-      <w:r>
-        <w:rPr>
-          <w:rtl w:val="0"/>
-        </w:rPr>
-      </w:r>
-    </w:p>
+    <w:p/>
     <w:sectPr>
-      <w:pgSz w:h="15840" w:w="12240" w:orient="portrait"/>
-      <w:pgMar w:bottom="1440" w:top="1440" w:left="1440" w:right="1440" w:header="720" w:footer="720"/>
+      <w:pgSz w:w="12240" w:h="15840"/>
+      <w:pgMar w:top="1440" w:right="1440" w:bottom="1440" w:left="1440" w:header="720" w:footer="720" w:gutter="0"/>
       <w:pgNumType w:start="1"/>
+      <w:cols w:space="720"/>
     </w:sectPr>
   </w:body>
 </w:document>
 </file>
 
 <file path=word/numbering.xml><?xml version="1.0" encoding="utf-8"?>
-<w:numbering xmlns:mc="http://schemas.openxmlformats.org/markup-compatibility/2006" xmlns:o="urn:schemas-microsoft-com:office:office" xmlns:r="http://schemas.openxmlformats.org/officeDocument/2006/relationships" xmlns:m="http://schemas.openxmlformats.org/officeDocument/2006/math" xmlns:v="urn:schemas-microsoft-com:vml" xmlns:wp="http://schemas.openxmlformats.org/drawingml/2006/wordprocessingDrawing" xmlns:w10="urn:schemas-microsoft-com:office:word" xmlns:w="http://schemas.openxmlformats.org/wordprocessingml/2006/main" xmlns:wne="http://schemas.microsoft.com/office/word/2006/wordml" xmlns:sl="http://schemas.openxmlformats.org/schemaLibrary/2006/main" xmlns:a="http://schemas.openxmlformats.org/drawingml/2006/main" xmlns:pic="http://schemas.openxmlformats.org/drawingml/2006/picture" xmlns:c="http://schemas.openxmlformats.org/drawingml/2006/chart" xmlns:lc="http://schemas.openxmlformats.org/drawingml/2006/lockedCanvas" xmlns:dgm="http://schemas.openxmlformats.org/drawingml/2006/diagram" xmlns:wps="http://schemas.microsoft.com/office/word/2010/wordprocessingShape" xmlns:wpg="http://schemas.microsoft.com/office/word/2010/wordprocessingGroup" xmlns:w14="http://schemas.microsoft.com/office/word/2010/wordml" xmlns:w15="http://schemas.microsoft.com/office/word/2012/wordml" xmlns:w16="http://schemas.microsoft.com/office/word/2018/wordml" xmlns:w16cex="http://schemas.microsoft.com/office/word/2018/wordml/cex" xmlns:w16cid="http://schemas.microsoft.com/office/word/2016/wordml/cid" xmlns="http://schemas.microsoft.com/office/tasks/2019/documenttasks" xmlns:cr="http://schemas.microsoft.com/office/comments/2020/reactions">
-  <w:abstractNum w:abstractNumId="1">
+<w:numbering xmlns:wpc="http://schemas.microsoft.com/office/word/2010/wordprocessingCanvas" xmlns:cx="http://schemas.microsoft.com/office/drawing/2014/chartex" xmlns:cx1="http://schemas.microsoft.com/office/drawing/2015/9/8/chartex" xmlns:cx2="http://schemas.microsoft.com/office/drawing/2015/10/21/chartex" xmlns:cx3="http://schemas.microsoft.com/office/drawing/2016/5/9/chartex" xmlns:cx4="http://schemas.microsoft.com/office/drawing/2016/5/10/chartex" xmlns:cx5="http://schemas.microsoft.com/office/drawing/2016/5/11/chartex" xmlns:cx6="http://schemas.microsoft.com/office/drawing/2016/5/12/chartex" xmlns:cx7="http://schemas.microsoft.com/office/drawing/2016/5/13/chartex" xmlns:cx8="http://schemas.microsoft.com/office/drawing/2016/5/14/chartex" xmlns:mc="http://schemas.openxmlformats.org/markup-compatibility/2006" xmlns:aink="http://schemas.microsoft.com/office/drawing/2016/ink" xmlns:am3d="http://schemas.microsoft.com/office/drawing/2017/model3d" xmlns:o="urn:schemas-microsoft-com:office:office" xmlns:oel="http://schemas.microsoft.com/office/2019/extlst" xmlns:r="http://schemas.openxmlformats.org/officeDocument/2006/relationships" xmlns:m="http://schemas.openxmlformats.org/officeDocument/2006/math" xmlns:v="urn:schemas-microsoft-com:vml" xmlns:wp14="http://schemas.microsoft.com/office/word/2010/wordprocessingDrawing" xmlns:wp="http://schemas.openxmlformats.org/drawingml/2006/wordprocessingDrawing" xmlns:w10="urn:schemas-microsoft-com:office:word" xmlns:w="http://schemas.openxmlformats.org/wordprocessingml/2006/main" xmlns:w14="http://schemas.microsoft.com/office/word/2010/wordml" xmlns:w15="http://schemas.microsoft.com/office/word/2012/wordml" xmlns:w16cex="http://schemas.microsoft.com/office/word/2018/wordml/cex" xmlns:w16cid="http://schemas.microsoft.com/office/word/2016/wordml/cid" xmlns:w16="http://schemas.microsoft.com/office/word/2018/wordml" xmlns:w16du="http://schemas.microsoft.com/office/word/2023/wordml/word16du" xmlns:w16sdtdh="http://schemas.microsoft.com/office/word/2020/wordml/sdtdatahash" xmlns:w16sdtfl="http://schemas.microsoft.com/office/word/2024/wordml/sdtformatlock" xmlns:w16se="http://schemas.microsoft.com/office/word/2015/wordml/symex" xmlns:wpg="http://schemas.microsoft.com/office/word/2010/wordprocessingGroup" xmlns:wpi="http://schemas.microsoft.com/office/word/2010/wordprocessingInk" xmlns:wne="http://schemas.microsoft.com/office/word/2006/wordml" xmlns:wps="http://schemas.microsoft.com/office/word/2010/wordprocessingShape" mc:Ignorable="w14 w15 w16se w16cid w16 w16cex w16sdtdh w16sdtfl w16du wp14">
+  <w:abstractNum w:abstractNumId="0" w15:restartNumberingAfterBreak="0">
+    <w:nsid w:val="0C75105C"/>
+    <w:multiLevelType w:val="multilevel"/>
+    <w:tmpl w:val="B19063EE"/>
     <w:lvl w:ilvl="0">
       <w:start w:val="1"/>
       <w:numFmt w:val="bullet"/>
@@ -424,21 +353,21 @@
       </w:rPr>
     </w:lvl>
   </w:abstractNum>
-  <w:num w:numId="1">
-    <w:abstractNumId w:val="1"/>
+  <w:num w:numId="1" w16cid:durableId="731076001">
+    <w:abstractNumId w:val="0"/>
   </w:num>
 </w:numbering>
 </file>
 
 <file path=word/styles.xml><?xml version="1.0" encoding="utf-8"?>
-<w:styles xmlns:mc="http://schemas.openxmlformats.org/markup-compatibility/2006" xmlns:o="urn:schemas-microsoft-com:office:office" xmlns:r="http://schemas.openxmlformats.org/officeDocument/2006/relationships" xmlns:m="http://schemas.openxmlformats.org/officeDocument/2006/math" xmlns:v="urn:schemas-microsoft-com:vml" xmlns:wp="http://schemas.openxmlformats.org/drawingml/2006/wordprocessingDrawing" xmlns:w10="urn:schemas-microsoft-com:office:word" xmlns:w="http://schemas.openxmlformats.org/wordprocessingml/2006/main" xmlns:wne="http://schemas.microsoft.com/office/word/2006/wordml" xmlns:sl="http://schemas.openxmlformats.org/schemaLibrary/2006/main" xmlns:a="http://schemas.openxmlformats.org/drawingml/2006/main" xmlns:pic="http://schemas.openxmlformats.org/drawingml/2006/picture" xmlns:c="http://schemas.openxmlformats.org/drawingml/2006/chart" xmlns:lc="http://schemas.openxmlformats.org/drawingml/2006/lockedCanvas" xmlns:dgm="http://schemas.openxmlformats.org/drawingml/2006/diagram" xmlns:wps="http://schemas.microsoft.com/office/word/2010/wordprocessingShape" xmlns:wpg="http://schemas.microsoft.com/office/word/2010/wordprocessingGroup" xmlns:w14="http://schemas.microsoft.com/office/word/2010/wordml" xmlns:w15="http://schemas.microsoft.com/office/word/2012/wordml" xmlns:w16="http://schemas.microsoft.com/office/word/2018/wordml" xmlns:w16cex="http://schemas.microsoft.com/office/word/2018/wordml/cex" xmlns:w16cid="http://schemas.microsoft.com/office/word/2016/wordml/cid" xmlns="http://schemas.microsoft.com/office/tasks/2019/documenttasks" xmlns:cr="http://schemas.microsoft.com/office/comments/2020/reactions">
+<w:styles xmlns:mc="http://schemas.openxmlformats.org/markup-compatibility/2006" xmlns:r="http://schemas.openxmlformats.org/officeDocument/2006/relationships" xmlns:w="http://schemas.openxmlformats.org/wordprocessingml/2006/main" xmlns:w14="http://schemas.microsoft.com/office/word/2010/wordml" xmlns:w15="http://schemas.microsoft.com/office/word/2012/wordml" xmlns:w16cex="http://schemas.microsoft.com/office/word/2018/wordml/cex" xmlns:w16cid="http://schemas.microsoft.com/office/word/2016/wordml/cid" xmlns:w16="http://schemas.microsoft.com/office/word/2018/wordml" xmlns:w16du="http://schemas.microsoft.com/office/word/2023/wordml/word16du" xmlns:w16sdtdh="http://schemas.microsoft.com/office/word/2020/wordml/sdtdatahash" xmlns:w16sdtfl="http://schemas.microsoft.com/office/word/2024/wordml/sdtformatlock" xmlns:w16se="http://schemas.microsoft.com/office/word/2015/wordml/symex" mc:Ignorable="w14 w15 w16se w16cid w16 w16cex w16sdtdh w16sdtfl w16du">
   <w:docDefaults>
     <w:rPrDefault>
       <w:rPr>
-        <w:rFonts w:ascii="Arial" w:cs="Arial" w:eastAsia="Arial" w:hAnsi="Arial"/>
+        <w:rFonts w:ascii="Arial" w:eastAsia="Arial" w:hAnsi="Arial" w:cs="Arial"/>
         <w:sz w:val="22"/>
         <w:szCs w:val="22"/>
-        <w:lang w:val="en"/>
+        <w:lang w:val="en" w:eastAsia="en-US" w:bidi="ar-SA"/>
       </w:rPr>
     </w:rPrDefault>
     <w:pPrDefault>
@@ -447,21 +376,399 @@
       </w:pPr>
     </w:pPrDefault>
   </w:docDefaults>
-  <w:style w:type="paragraph" w:styleId="Normal" w:default="1">
-    <w:name w:val="normal"/>
-  </w:style>
-  <w:style w:type="table" w:styleId="TableNormal" w:default="1">
-    <w:name w:val="TableNormal"/>
+  <w:latentStyles w:defLockedState="0" w:defUIPriority="99" w:defSemiHidden="0" w:defUnhideWhenUsed="0" w:defQFormat="0" w:count="376">
+    <w:lsdException w:name="Normal" w:uiPriority="0" w:qFormat="1"/>
+    <w:lsdException w:name="heading 1" w:uiPriority="9" w:qFormat="1"/>
+    <w:lsdException w:name="heading 2" w:semiHidden="1" w:uiPriority="9" w:unhideWhenUsed="1" w:qFormat="1"/>
+    <w:lsdException w:name="heading 3" w:semiHidden="1" w:uiPriority="9" w:unhideWhenUsed="1" w:qFormat="1"/>
+    <w:lsdException w:name="heading 4" w:semiHidden="1" w:uiPriority="9" w:unhideWhenUsed="1" w:qFormat="1"/>
+    <w:lsdException w:name="heading 5" w:semiHidden="1" w:uiPriority="9" w:unhideWhenUsed="1" w:qFormat="1"/>
+    <w:lsdException w:name="heading 6" w:semiHidden="1" w:uiPriority="9" w:unhideWhenUsed="1" w:qFormat="1"/>
+    <w:lsdException w:name="heading 7" w:semiHidden="1" w:uiPriority="9" w:unhideWhenUsed="1" w:qFormat="1"/>
+    <w:lsdException w:name="heading 8" w:semiHidden="1" w:uiPriority="9" w:unhideWhenUsed="1" w:qFormat="1"/>
+    <w:lsdException w:name="heading 9" w:semiHidden="1" w:uiPriority="9" w:unhideWhenUsed="1" w:qFormat="1"/>
+    <w:lsdException w:name="index 1" w:semiHidden="1" w:unhideWhenUsed="1"/>
+    <w:lsdException w:name="index 2" w:semiHidden="1" w:unhideWhenUsed="1"/>
+    <w:lsdException w:name="index 3" w:semiHidden="1" w:unhideWhenUsed="1"/>
+    <w:lsdException w:name="index 4" w:semiHidden="1" w:unhideWhenUsed="1"/>
+    <w:lsdException w:name="index 5" w:semiHidden="1" w:unhideWhenUsed="1"/>
+    <w:lsdException w:name="index 6" w:semiHidden="1" w:unhideWhenUsed="1"/>
+    <w:lsdException w:name="index 7" w:semiHidden="1" w:unhideWhenUsed="1"/>
+    <w:lsdException w:name="index 8" w:semiHidden="1" w:unhideWhenUsed="1"/>
+    <w:lsdException w:name="index 9" w:semiHidden="1" w:unhideWhenUsed="1"/>
+    <w:lsdException w:name="toc 1" w:semiHidden="1" w:uiPriority="39" w:unhideWhenUsed="1"/>
+    <w:lsdException w:name="toc 2" w:semiHidden="1" w:uiPriority="39" w:unhideWhenUsed="1"/>
+    <w:lsdException w:name="toc 3" w:semiHidden="1" w:uiPriority="39" w:unhideWhenUsed="1"/>
+    <w:lsdException w:name="toc 4" w:semiHidden="1" w:uiPriority="39" w:unhideWhenUsed="1"/>
+    <w:lsdException w:name="toc 5" w:semiHidden="1" w:uiPriority="39" w:unhideWhenUsed="1"/>
+    <w:lsdException w:name="toc 6" w:semiHidden="1" w:uiPriority="39" w:unhideWhenUsed="1"/>
+    <w:lsdException w:name="toc 7" w:semiHidden="1" w:uiPriority="39" w:unhideWhenUsed="1"/>
+    <w:lsdException w:name="toc 8" w:semiHidden="1" w:uiPriority="39" w:unhideWhenUsed="1"/>
+    <w:lsdException w:name="toc 9" w:semiHidden="1" w:uiPriority="39" w:unhideWhenUsed="1"/>
+    <w:lsdException w:name="Normal Indent" w:semiHidden="1" w:unhideWhenUsed="1"/>
+    <w:lsdException w:name="footnote text" w:semiHidden="1" w:unhideWhenUsed="1"/>
+    <w:lsdException w:name="annotation text" w:semiHidden="1" w:unhideWhenUsed="1"/>
+    <w:lsdException w:name="header" w:semiHidden="1" w:unhideWhenUsed="1"/>
+    <w:lsdException w:name="footer" w:semiHidden="1" w:unhideWhenUsed="1"/>
+    <w:lsdException w:name="index heading" w:semiHidden="1" w:unhideWhenUsed="1"/>
+    <w:lsdException w:name="caption" w:semiHidden="1" w:uiPriority="35" w:unhideWhenUsed="1" w:qFormat="1"/>
+    <w:lsdException w:name="table of figures" w:semiHidden="1" w:unhideWhenUsed="1"/>
+    <w:lsdException w:name="envelope address" w:semiHidden="1" w:unhideWhenUsed="1"/>
+    <w:lsdException w:name="envelope return" w:semiHidden="1" w:unhideWhenUsed="1"/>
+    <w:lsdException w:name="footnote reference" w:semiHidden="1" w:unhideWhenUsed="1"/>
+    <w:lsdException w:name="annotation reference" w:semiHidden="1" w:unhideWhenUsed="1"/>
+    <w:lsdException w:name="line number" w:semiHidden="1" w:unhideWhenUsed="1"/>
+    <w:lsdException w:name="page number" w:semiHidden="1" w:unhideWhenUsed="1"/>
+    <w:lsdException w:name="endnote reference" w:semiHidden="1" w:unhideWhenUsed="1"/>
+    <w:lsdException w:name="endnote text" w:semiHidden="1" w:unhideWhenUsed="1"/>
+    <w:lsdException w:name="table of authorities" w:semiHidden="1" w:unhideWhenUsed="1"/>
+    <w:lsdException w:name="macro" w:semiHidden="1" w:unhideWhenUsed="1"/>
+    <w:lsdException w:name="toa heading" w:semiHidden="1" w:unhideWhenUsed="1"/>
+    <w:lsdException w:name="List" w:semiHidden="1" w:unhideWhenUsed="1"/>
+    <w:lsdException w:name="List Bullet" w:semiHidden="1" w:unhideWhenUsed="1"/>
+    <w:lsdException w:name="List Number" w:semiHidden="1" w:unhideWhenUsed="1"/>
+    <w:lsdException w:name="List 2" w:semiHidden="1" w:unhideWhenUsed="1"/>
+    <w:lsdException w:name="List 3" w:semiHidden="1" w:unhideWhenUsed="1"/>
+    <w:lsdException w:name="List 4" w:semiHidden="1" w:unhideWhenUsed="1"/>
+    <w:lsdException w:name="List 5" w:semiHidden="1" w:unhideWhenUsed="1"/>
+    <w:lsdException w:name="List Bullet 2" w:semiHidden="1" w:unhideWhenUsed="1"/>
+    <w:lsdException w:name="List Bullet 3" w:semiHidden="1" w:unhideWhenUsed="1"/>
+    <w:lsdException w:name="List Bullet 4" w:semiHidden="1" w:unhideWhenUsed="1"/>
+    <w:lsdException w:name="List Bullet 5" w:semiHidden="1" w:unhideWhenUsed="1"/>
+    <w:lsdException w:name="List Number 2" w:semiHidden="1" w:unhideWhenUsed="1"/>
+    <w:lsdException w:name="List Number 3" w:semiHidden="1" w:unhideWhenUsed="1"/>
+    <w:lsdException w:name="List Number 4" w:semiHidden="1" w:unhideWhenUsed="1"/>
+    <w:lsdException w:name="List Number 5" w:semiHidden="1" w:unhideWhenUsed="1"/>
+    <w:lsdException w:name="Title" w:uiPriority="10" w:qFormat="1"/>
+    <w:lsdException w:name="Closing" w:semiHidden="1" w:unhideWhenUsed="1"/>
+    <w:lsdException w:name="Signature" w:semiHidden="1" w:unhideWhenUsed="1"/>
+    <w:lsdException w:name="Default Paragraph Font" w:semiHidden="1" w:uiPriority="1" w:unhideWhenUsed="1"/>
+    <w:lsdException w:name="Body Text" w:semiHidden="1" w:unhideWhenUsed="1"/>
+    <w:lsdException w:name="Body Text Indent" w:semiHidden="1" w:unhideWhenUsed="1"/>
+    <w:lsdException w:name="List Continue" w:semiHidden="1" w:unhideWhenUsed="1"/>
+    <w:lsdException w:name="List Continue 2" w:semiHidden="1" w:unhideWhenUsed="1"/>
+    <w:lsdException w:name="List Continue 3" w:semiHidden="1" w:unhideWhenUsed="1"/>
+    <w:lsdException w:name="List Continue 4" w:semiHidden="1" w:unhideWhenUsed="1"/>
+    <w:lsdException w:name="List Continue 5" w:semiHidden="1" w:unhideWhenUsed="1"/>
+    <w:lsdException w:name="Message Header" w:semiHidden="1" w:unhideWhenUsed="1"/>
+    <w:lsdException w:name="Subtitle" w:uiPriority="11" w:qFormat="1"/>
+    <w:lsdException w:name="Salutation" w:semiHidden="1" w:unhideWhenUsed="1"/>
+    <w:lsdException w:name="Date" w:semiHidden="1" w:unhideWhenUsed="1"/>
+    <w:lsdException w:name="Body Text First Indent" w:semiHidden="1" w:unhideWhenUsed="1"/>
+    <w:lsdException w:name="Body Text First Indent 2" w:semiHidden="1" w:unhideWhenUsed="1"/>
+    <w:lsdException w:name="Note Heading" w:semiHidden="1" w:unhideWhenUsed="1"/>
+    <w:lsdException w:name="Body Text 2" w:semiHidden="1" w:unhideWhenUsed="1"/>
+    <w:lsdException w:name="Body Text 3" w:semiHidden="1" w:unhideWhenUsed="1"/>
+    <w:lsdException w:name="Body Text Indent 2" w:semiHidden="1" w:unhideWhenUsed="1"/>
+    <w:lsdException w:name="Body Text Indent 3" w:semiHidden="1" w:unhideWhenUsed="1"/>
+    <w:lsdException w:name="Block Text" w:semiHidden="1" w:unhideWhenUsed="1"/>
+    <w:lsdException w:name="Hyperlink" w:semiHidden="1" w:unhideWhenUsed="1"/>
+    <w:lsdException w:name="FollowedHyperlink" w:semiHidden="1" w:unhideWhenUsed="1"/>
+    <w:lsdException w:name="Strong" w:uiPriority="22" w:qFormat="1"/>
+    <w:lsdException w:name="Emphasis" w:uiPriority="20" w:qFormat="1"/>
+    <w:lsdException w:name="Document Map" w:semiHidden="1" w:unhideWhenUsed="1"/>
+    <w:lsdException w:name="Plain Text" w:semiHidden="1" w:unhideWhenUsed="1"/>
+    <w:lsdException w:name="E-mail Signature" w:semiHidden="1" w:unhideWhenUsed="1"/>
+    <w:lsdException w:name="HTML Top of Form" w:semiHidden="1" w:unhideWhenUsed="1"/>
+    <w:lsdException w:name="HTML Bottom of Form" w:semiHidden="1" w:unhideWhenUsed="1"/>
+    <w:lsdException w:name="Normal (Web)" w:semiHidden="1" w:unhideWhenUsed="1"/>
+    <w:lsdException w:name="HTML Acronym" w:semiHidden="1" w:unhideWhenUsed="1"/>
+    <w:lsdException w:name="HTML Address" w:semiHidden="1" w:unhideWhenUsed="1"/>
+    <w:lsdException w:name="HTML Cite" w:semiHidden="1" w:unhideWhenUsed="1"/>
+    <w:lsdException w:name="HTML Code" w:semiHidden="1" w:unhideWhenUsed="1"/>
+    <w:lsdException w:name="HTML Definition" w:semiHidden="1" w:unhideWhenUsed="1"/>
+    <w:lsdException w:name="HTML Keyboard" w:semiHidden="1" w:unhideWhenUsed="1"/>
+    <w:lsdException w:name="HTML Preformatted" w:semiHidden="1" w:unhideWhenUsed="1"/>
+    <w:lsdException w:name="HTML Sample" w:semiHidden="1" w:unhideWhenUsed="1"/>
+    <w:lsdException w:name="HTML Typewriter" w:semiHidden="1" w:unhideWhenUsed="1"/>
+    <w:lsdException w:name="HTML Variable" w:semiHidden="1" w:unhideWhenUsed="1"/>
+    <w:lsdException w:name="Normal Table" w:semiHidden="1" w:unhideWhenUsed="1"/>
+    <w:lsdException w:name="annotation subject" w:semiHidden="1" w:unhideWhenUsed="1"/>
+    <w:lsdException w:name="No List" w:semiHidden="1" w:unhideWhenUsed="1"/>
+    <w:lsdException w:name="Outline List 1" w:semiHidden="1" w:unhideWhenUsed="1"/>
+    <w:lsdException w:name="Outline List 2" w:semiHidden="1" w:unhideWhenUsed="1"/>
+    <w:lsdException w:name="Outline List 3" w:semiHidden="1" w:unhideWhenUsed="1"/>
+    <w:lsdException w:name="Table Simple 1" w:semiHidden="1" w:unhideWhenUsed="1"/>
+    <w:lsdException w:name="Table Simple 2" w:semiHidden="1" w:unhideWhenUsed="1"/>
+    <w:lsdException w:name="Table Simple 3" w:semiHidden="1" w:unhideWhenUsed="1"/>
+    <w:lsdException w:name="Table Classic 1" w:semiHidden="1" w:unhideWhenUsed="1"/>
+    <w:lsdException w:name="Table Classic 2" w:semiHidden="1" w:unhideWhenUsed="1"/>
+    <w:lsdException w:name="Table Classic 3" w:semiHidden="1" w:unhideWhenUsed="1"/>
+    <w:lsdException w:name="Table Classic 4" w:semiHidden="1" w:unhideWhenUsed="1"/>
+    <w:lsdException w:name="Table Colorful 1" w:semiHidden="1" w:unhideWhenUsed="1"/>
+    <w:lsdException w:name="Table Colorful 2" w:semiHidden="1" w:unhideWhenUsed="1"/>
+    <w:lsdException w:name="Table Colorful 3" w:semiHidden="1" w:unhideWhenUsed="1"/>
+    <w:lsdException w:name="Table Columns 1" w:semiHidden="1" w:unhideWhenUsed="1"/>
+    <w:lsdException w:name="Table Columns 2" w:semiHidden="1" w:unhideWhenUsed="1"/>
+    <w:lsdException w:name="Table Columns 3" w:semiHidden="1" w:unhideWhenUsed="1"/>
+    <w:lsdException w:name="Table Columns 4" w:semiHidden="1" w:unhideWhenUsed="1"/>
+    <w:lsdException w:name="Table Columns 5" w:semiHidden="1" w:unhideWhenUsed="1"/>
+    <w:lsdException w:name="Table Grid 1" w:semiHidden="1" w:unhideWhenUsed="1"/>
+    <w:lsdException w:name="Table Grid 2" w:semiHidden="1" w:unhideWhenUsed="1"/>
+    <w:lsdException w:name="Table Grid 3" w:semiHidden="1" w:unhideWhenUsed="1"/>
+    <w:lsdException w:name="Table Grid 4" w:semiHidden="1" w:unhideWhenUsed="1"/>
+    <w:lsdException w:name="Table Grid 5" w:semiHidden="1" w:unhideWhenUsed="1"/>
+    <w:lsdException w:name="Table Grid 6" w:semiHidden="1" w:unhideWhenUsed="1"/>
+    <w:lsdException w:name="Table Grid 7" w:semiHidden="1" w:unhideWhenUsed="1"/>
+    <w:lsdException w:name="Table Grid 8" w:semiHidden="1" w:unhideWhenUsed="1"/>
+    <w:lsdException w:name="Table List 1" w:semiHidden="1" w:unhideWhenUsed="1"/>
+    <w:lsdException w:name="Table List 2" w:semiHidden="1" w:unhideWhenUsed="1"/>
+    <w:lsdException w:name="Table List 3" w:semiHidden="1" w:unhideWhenUsed="1"/>
+    <w:lsdException w:name="Table List 4" w:semiHidden="1" w:unhideWhenUsed="1"/>
+    <w:lsdException w:name="Table List 5" w:semiHidden="1" w:unhideWhenUsed="1"/>
+    <w:lsdException w:name="Table List 6" w:semiHidden="1" w:unhideWhenUsed="1"/>
+    <w:lsdException w:name="Table List 7" w:semiHidden="1" w:unhideWhenUsed="1"/>
+    <w:lsdException w:name="Table List 8" w:semiHidden="1" w:unhideWhenUsed="1"/>
+    <w:lsdException w:name="Table 3D effects 1" w:semiHidden="1" w:unhideWhenUsed="1"/>
+    <w:lsdException w:name="Table 3D effects 2" w:semiHidden="1" w:unhideWhenUsed="1"/>
+    <w:lsdException w:name="Table 3D effects 3" w:semiHidden="1" w:unhideWhenUsed="1"/>
+    <w:lsdException w:name="Table Contemporary" w:semiHidden="1" w:unhideWhenUsed="1"/>
+    <w:lsdException w:name="Table Elegant" w:semiHidden="1" w:unhideWhenUsed="1"/>
+    <w:lsdException w:name="Table Professional" w:semiHidden="1" w:unhideWhenUsed="1"/>
+    <w:lsdException w:name="Table Subtle 1" w:semiHidden="1" w:unhideWhenUsed="1"/>
+    <w:lsdException w:name="Table Subtle 2" w:semiHidden="1" w:unhideWhenUsed="1"/>
+    <w:lsdException w:name="Table Web 1" w:semiHidden="1" w:unhideWhenUsed="1"/>
+    <w:lsdException w:name="Table Web 2" w:semiHidden="1" w:unhideWhenUsed="1"/>
+    <w:lsdException w:name="Table Web 3" w:semiHidden="1" w:unhideWhenUsed="1"/>
+    <w:lsdException w:name="Balloon Text" w:semiHidden="1" w:unhideWhenUsed="1"/>
+    <w:lsdException w:name="Table Grid" w:uiPriority="39"/>
+    <w:lsdException w:name="Table Theme" w:semiHidden="1" w:unhideWhenUsed="1"/>
+    <w:lsdException w:name="Placeholder Text" w:semiHidden="1"/>
+    <w:lsdException w:name="No Spacing" w:uiPriority="1" w:qFormat="1"/>
+    <w:lsdException w:name="Light Shading" w:uiPriority="60"/>
+    <w:lsdException w:name="Light List" w:uiPriority="61"/>
+    <w:lsdException w:name="Light Grid" w:uiPriority="62"/>
+    <w:lsdException w:name="Medium Shading 1" w:uiPriority="63"/>
+    <w:lsdException w:name="Medium Shading 2" w:uiPriority="64"/>
+    <w:lsdException w:name="Medium List 1" w:uiPriority="65"/>
+    <w:lsdException w:name="Medium List 2" w:uiPriority="66"/>
+    <w:lsdException w:name="Medium Grid 1" w:uiPriority="67"/>
+    <w:lsdException w:name="Medium Grid 2" w:uiPriority="68"/>
+    <w:lsdException w:name="Medium Grid 3" w:uiPriority="69"/>
+    <w:lsdException w:name="Dark List" w:uiPriority="70"/>
+    <w:lsdException w:name="Colorful Shading" w:uiPriority="71"/>
+    <w:lsdException w:name="Colorful List" w:uiPriority="72"/>
+    <w:lsdException w:name="Colorful Grid" w:uiPriority="73"/>
+    <w:lsdException w:name="Light Shading Accent 1" w:uiPriority="60"/>
+    <w:lsdException w:name="Light List Accent 1" w:uiPriority="61"/>
+    <w:lsdException w:name="Light Grid Accent 1" w:uiPriority="62"/>
+    <w:lsdException w:name="Medium Shading 1 Accent 1" w:uiPriority="63"/>
+    <w:lsdException w:name="Medium Shading 2 Accent 1" w:uiPriority="64"/>
+    <w:lsdException w:name="Medium List 1 Accent 1" w:uiPriority="65"/>
+    <w:lsdException w:name="Revision" w:semiHidden="1"/>
+    <w:lsdException w:name="List Paragraph" w:uiPriority="34" w:qFormat="1"/>
+    <w:lsdException w:name="Quote" w:uiPriority="29" w:qFormat="1"/>
+    <w:lsdException w:name="Intense Quote" w:uiPriority="30" w:qFormat="1"/>
+    <w:lsdException w:name="Medium List 2 Accent 1" w:uiPriority="66"/>
+    <w:lsdException w:name="Medium Grid 1 Accent 1" w:uiPriority="67"/>
+    <w:lsdException w:name="Medium Grid 2 Accent 1" w:uiPriority="68"/>
+    <w:lsdException w:name="Medium Grid 3 Accent 1" w:uiPriority="69"/>
+    <w:lsdException w:name="Dark List Accent 1" w:uiPriority="70"/>
+    <w:lsdException w:name="Colorful Shading Accent 1" w:uiPriority="71"/>
+    <w:lsdException w:name="Colorful List Accent 1" w:uiPriority="72"/>
+    <w:lsdException w:name="Colorful Grid Accent 1" w:uiPriority="73"/>
+    <w:lsdException w:name="Light Shading Accent 2" w:uiPriority="60"/>
+    <w:lsdException w:name="Light List Accent 2" w:uiPriority="61"/>
+    <w:lsdException w:name="Light Grid Accent 2" w:uiPriority="62"/>
+    <w:lsdException w:name="Medium Shading 1 Accent 2" w:uiPriority="63"/>
+    <w:lsdException w:name="Medium Shading 2 Accent 2" w:uiPriority="64"/>
+    <w:lsdException w:name="Medium List 1 Accent 2" w:uiPriority="65"/>
+    <w:lsdException w:name="Medium List 2 Accent 2" w:uiPriority="66"/>
+    <w:lsdException w:name="Medium Grid 1 Accent 2" w:uiPriority="67"/>
+    <w:lsdException w:name="Medium Grid 2 Accent 2" w:uiPriority="68"/>
+    <w:lsdException w:name="Medium Grid 3 Accent 2" w:uiPriority="69"/>
+    <w:lsdException w:name="Dark List Accent 2" w:uiPriority="70"/>
+    <w:lsdException w:name="Colorful Shading Accent 2" w:uiPriority="71"/>
+    <w:lsdException w:name="Colorful List Accent 2" w:uiPriority="72"/>
+    <w:lsdException w:name="Colorful Grid Accent 2" w:uiPriority="73"/>
+    <w:lsdException w:name="Light Shading Accent 3" w:uiPriority="60"/>
+    <w:lsdException w:name="Light List Accent 3" w:uiPriority="61"/>
+    <w:lsdException w:name="Light Grid Accent 3" w:uiPriority="62"/>
+    <w:lsdException w:name="Medium Shading 1 Accent 3" w:uiPriority="63"/>
+    <w:lsdException w:name="Medium Shading 2 Accent 3" w:uiPriority="64"/>
+    <w:lsdException w:name="Medium List 1 Accent 3" w:uiPriority="65"/>
+    <w:lsdException w:name="Medium List 2 Accent 3" w:uiPriority="66"/>
+    <w:lsdException w:name="Medium Grid 1 Accent 3" w:uiPriority="67"/>
+    <w:lsdException w:name="Medium Grid 2 Accent 3" w:uiPriority="68"/>
+    <w:lsdException w:name="Medium Grid 3 Accent 3" w:uiPriority="69"/>
+    <w:lsdException w:name="Dark List Accent 3" w:uiPriority="70"/>
+    <w:lsdException w:name="Colorful Shading Accent 3" w:uiPriority="71"/>
+    <w:lsdException w:name="Colorful List Accent 3" w:uiPriority="72"/>
+    <w:lsdException w:name="Colorful Grid Accent 3" w:uiPriority="73"/>
+    <w:lsdException w:name="Light Shading Accent 4" w:uiPriority="60"/>
+    <w:lsdException w:name="Light List Accent 4" w:uiPriority="61"/>
+    <w:lsdException w:name="Light Grid Accent 4" w:uiPriority="62"/>
+    <w:lsdException w:name="Medium Shading 1 Accent 4" w:uiPriority="63"/>
+    <w:lsdException w:name="Medium Shading 2 Accent 4" w:uiPriority="64"/>
+    <w:lsdException w:name="Medium List 1 Accent 4" w:uiPriority="65"/>
+    <w:lsdException w:name="Medium List 2 Accent 4" w:uiPriority="66"/>
+    <w:lsdException w:name="Medium Grid 1 Accent 4" w:uiPriority="67"/>
+    <w:lsdException w:name="Medium Grid 2 Accent 4" w:uiPriority="68"/>
+    <w:lsdException w:name="Medium Grid 3 Accent 4" w:uiPriority="69"/>
+    <w:lsdException w:name="Dark List Accent 4" w:uiPriority="70"/>
+    <w:lsdException w:name="Colorful Shading Accent 4" w:uiPriority="71"/>
+    <w:lsdException w:name="Colorful List Accent 4" w:uiPriority="72"/>
+    <w:lsdException w:name="Colorful Grid Accent 4" w:uiPriority="73"/>
+    <w:lsdException w:name="Light Shading Accent 5" w:uiPriority="60"/>
+    <w:lsdException w:name="Light List Accent 5" w:uiPriority="61"/>
+    <w:lsdException w:name="Light Grid Accent 5" w:uiPriority="62"/>
+    <w:lsdException w:name="Medium Shading 1 Accent 5" w:uiPriority="63"/>
+    <w:lsdException w:name="Medium Shading 2 Accent 5" w:uiPriority="64"/>
+    <w:lsdException w:name="Medium List 1 Accent 5" w:uiPriority="65"/>
+    <w:lsdException w:name="Medium List 2 Accent 5" w:uiPriority="66"/>
+    <w:lsdException w:name="Medium Grid 1 Accent 5" w:uiPriority="67"/>
+    <w:lsdException w:name="Medium Grid 2 Accent 5" w:uiPriority="68"/>
+    <w:lsdException w:name="Medium Grid 3 Accent 5" w:uiPriority="69"/>
+    <w:lsdException w:name="Dark List Accent 5" w:uiPriority="70"/>
+    <w:lsdException w:name="Colorful Shading Accent 5" w:uiPriority="71"/>
+    <w:lsdException w:name="Colorful List Accent 5" w:uiPriority="72"/>
+    <w:lsdException w:name="Colorful Grid Accent 5" w:uiPriority="73"/>
+    <w:lsdException w:name="Light Shading Accent 6" w:uiPriority="60"/>
+    <w:lsdException w:name="Light List Accent 6" w:uiPriority="61"/>
+    <w:lsdException w:name="Light Grid Accent 6" w:uiPriority="62"/>
+    <w:lsdException w:name="Medium Shading 1 Accent 6" w:uiPriority="63"/>
+    <w:lsdException w:name="Medium Shading 2 Accent 6" w:uiPriority="64"/>
+    <w:lsdException w:name="Medium List 1 Accent 6" w:uiPriority="65"/>
+    <w:lsdException w:name="Medium List 2 Accent 6" w:uiPriority="66"/>
+    <w:lsdException w:name="Medium Grid 1 Accent 6" w:uiPriority="67"/>
+    <w:lsdException w:name="Medium Grid 2 Accent 6" w:uiPriority="68"/>
+    <w:lsdException w:name="Medium Grid 3 Accent 6" w:uiPriority="69"/>
+    <w:lsdException w:name="Dark List Accent 6" w:uiPriority="70"/>
+    <w:lsdException w:name="Colorful Shading Accent 6" w:uiPriority="71"/>
+    <w:lsdException w:name="Colorful List Accent 6" w:uiPriority="72"/>
+    <w:lsdException w:name="Colorful Grid Accent 6" w:uiPriority="73"/>
+    <w:lsdException w:name="Subtle Emphasis" w:uiPriority="19" w:qFormat="1"/>
+    <w:lsdException w:name="Intense Emphasis" w:uiPriority="21" w:qFormat="1"/>
+    <w:lsdException w:name="Subtle Reference" w:uiPriority="31" w:qFormat="1"/>
+    <w:lsdException w:name="Intense Reference" w:uiPriority="32" w:qFormat="1"/>
+    <w:lsdException w:name="Book Title" w:uiPriority="33" w:qFormat="1"/>
+    <w:lsdException w:name="Bibliography" w:semiHidden="1" w:uiPriority="37" w:unhideWhenUsed="1"/>
+    <w:lsdException w:name="TOC Heading" w:semiHidden="1" w:uiPriority="39" w:unhideWhenUsed="1" w:qFormat="1"/>
+    <w:lsdException w:name="Plain Table 1" w:uiPriority="41"/>
+    <w:lsdException w:name="Plain Table 2" w:uiPriority="42"/>
+    <w:lsdException w:name="Plain Table 3" w:uiPriority="43"/>
+    <w:lsdException w:name="Plain Table 4" w:uiPriority="44"/>
+    <w:lsdException w:name="Plain Table 5" w:uiPriority="45"/>
+    <w:lsdException w:name="Grid Table Light" w:uiPriority="40"/>
+    <w:lsdException w:name="Grid Table 1 Light" w:uiPriority="46"/>
+    <w:lsdException w:name="Grid Table 2" w:uiPriority="47"/>
+    <w:lsdException w:name="Grid Table 3" w:uiPriority="48"/>
+    <w:lsdException w:name="Grid Table 4" w:uiPriority="49"/>
+    <w:lsdException w:name="Grid Table 5 Dark" w:uiPriority="50"/>
+    <w:lsdException w:name="Grid Table 6 Colorful" w:uiPriority="51"/>
+    <w:lsdException w:name="Grid Table 7 Colorful" w:uiPriority="52"/>
+    <w:lsdException w:name="Grid Table 1 Light Accent 1" w:uiPriority="46"/>
+    <w:lsdException w:name="Grid Table 2 Accent 1" w:uiPriority="47"/>
+    <w:lsdException w:name="Grid Table 3 Accent 1" w:uiPriority="48"/>
+    <w:lsdException w:name="Grid Table 4 Accent 1" w:uiPriority="49"/>
+    <w:lsdException w:name="Grid Table 5 Dark Accent 1" w:uiPriority="50"/>
+    <w:lsdException w:name="Grid Table 6 Colorful Accent 1" w:uiPriority="51"/>
+    <w:lsdException w:name="Grid Table 7 Colorful Accent 1" w:uiPriority="52"/>
+    <w:lsdException w:name="Grid Table 1 Light Accent 2" w:uiPriority="46"/>
+    <w:lsdException w:name="Grid Table 2 Accent 2" w:uiPriority="47"/>
+    <w:lsdException w:name="Grid Table 3 Accent 2" w:uiPriority="48"/>
+    <w:lsdException w:name="Grid Table 4 Accent 2" w:uiPriority="49"/>
+    <w:lsdException w:name="Grid Table 5 Dark Accent 2" w:uiPriority="50"/>
+    <w:lsdException w:name="Grid Table 6 Colorful Accent 2" w:uiPriority="51"/>
+    <w:lsdException w:name="Grid Table 7 Colorful Accent 2" w:uiPriority="52"/>
+    <w:lsdException w:name="Grid Table 1 Light Accent 3" w:uiPriority="46"/>
+    <w:lsdException w:name="Grid Table 2 Accent 3" w:uiPriority="47"/>
+    <w:lsdException w:name="Grid Table 3 Accent 3" w:uiPriority="48"/>
+    <w:lsdException w:name="Grid Table 4 Accent 3" w:uiPriority="49"/>
+    <w:lsdException w:name="Grid Table 5 Dark Accent 3" w:uiPriority="50"/>
+    <w:lsdException w:name="Grid Table 6 Colorful Accent 3" w:uiPriority="51"/>
+    <w:lsdException w:name="Grid Table 7 Colorful Accent 3" w:uiPriority="52"/>
+    <w:lsdException w:name="Grid Table 1 Light Accent 4" w:uiPriority="46"/>
+    <w:lsdException w:name="Grid Table 2 Accent 4" w:uiPriority="47"/>
+    <w:lsdException w:name="Grid Table 3 Accent 4" w:uiPriority="48"/>
+    <w:lsdException w:name="Grid Table 4 Accent 4" w:uiPriority="49"/>
+    <w:lsdException w:name="Grid Table 5 Dark Accent 4" w:uiPriority="50"/>
+    <w:lsdException w:name="Grid Table 6 Colorful Accent 4" w:uiPriority="51"/>
+    <w:lsdException w:name="Grid Table 7 Colorful Accent 4" w:uiPriority="52"/>
+    <w:lsdException w:name="Grid Table 1 Light Accent 5" w:uiPriority="46"/>
+    <w:lsdException w:name="Grid Table 2 Accent 5" w:uiPriority="47"/>
+    <w:lsdException w:name="Grid Table 3 Accent 5" w:uiPriority="48"/>
+    <w:lsdException w:name="Grid Table 4 Accent 5" w:uiPriority="49"/>
+    <w:lsdException w:name="Grid Table 5 Dark Accent 5" w:uiPriority="50"/>
+    <w:lsdException w:name="Grid Table 6 Colorful Accent 5" w:uiPriority="51"/>
+    <w:lsdException w:name="Grid Table 7 Colorful Accent 5" w:uiPriority="52"/>
+    <w:lsdException w:name="Grid Table 1 Light Accent 6" w:uiPriority="46"/>
+    <w:lsdException w:name="Grid Table 2 Accent 6" w:uiPriority="47"/>
+    <w:lsdException w:name="Grid Table 3 Accent 6" w:uiPriority="48"/>
+    <w:lsdException w:name="Grid Table 4 Accent 6" w:uiPriority="49"/>
+    <w:lsdException w:name="Grid Table 5 Dark Accent 6" w:uiPriority="50"/>
+    <w:lsdException w:name="Grid Table 6 Colorful Accent 6" w:uiPriority="51"/>
+    <w:lsdException w:name="Grid Table 7 Colorful Accent 6" w:uiPriority="52"/>
+    <w:lsdException w:name="List Table 1 Light" w:uiPriority="46"/>
+    <w:lsdException w:name="List Table 2" w:uiPriority="47"/>
+    <w:lsdException w:name="List Table 3" w:uiPriority="48"/>
+    <w:lsdException w:name="List Table 4" w:uiPriority="49"/>
+    <w:lsdException w:name="List Table 5 Dark" w:uiPriority="50"/>
+    <w:lsdException w:name="List Table 6 Colorful" w:uiPriority="51"/>
+    <w:lsdException w:name="List Table 7 Colorful" w:uiPriority="52"/>
+    <w:lsdException w:name="List Table 1 Light Accent 1" w:uiPriority="46"/>
+    <w:lsdException w:name="List Table 2 Accent 1" w:uiPriority="47"/>
+    <w:lsdException w:name="List Table 3 Accent 1" w:uiPriority="48"/>
+    <w:lsdException w:name="List Table 4 Accent 1" w:uiPriority="49"/>
+    <w:lsdException w:name="List Table 5 Dark Accent 1" w:uiPriority="50"/>
+    <w:lsdException w:name="List Table 6 Colorful Accent 1" w:uiPriority="51"/>
+    <w:lsdException w:name="List Table 7 Colorful Accent 1" w:uiPriority="52"/>
+    <w:lsdException w:name="List Table 1 Light Accent 2" w:uiPriority="46"/>
+    <w:lsdException w:name="List Table 2 Accent 2" w:uiPriority="47"/>
+    <w:lsdException w:name="List Table 3 Accent 2" w:uiPriority="48"/>
+    <w:lsdException w:name="List Table 4 Accent 2" w:uiPriority="49"/>
+    <w:lsdException w:name="List Table 5 Dark Accent 2" w:uiPriority="50"/>
+    <w:lsdException w:name="List Table 6 Colorful Accent 2" w:uiPriority="51"/>
+    <w:lsdException w:name="List Table 7 Colorful Accent 2" w:uiPriority="52"/>
+    <w:lsdException w:name="List Table 1 Light Accent 3" w:uiPriority="46"/>
+    <w:lsdException w:name="List Table 2 Accent 3" w:uiPriority="47"/>
+    <w:lsdException w:name="List Table 3 Accent 3" w:uiPriority="48"/>
+    <w:lsdException w:name="List Table 4 Accent 3" w:uiPriority="49"/>
+    <w:lsdException w:name="List Table 5 Dark Accent 3" w:uiPriority="50"/>
+    <w:lsdException w:name="List Table 6 Colorful Accent 3" w:uiPriority="51"/>
+    <w:lsdException w:name="List Table 7 Colorful Accent 3" w:uiPriority="52"/>
+    <w:lsdException w:name="List Table 1 Light Accent 4" w:uiPriority="46"/>
+    <w:lsdException w:name="List Table 2 Accent 4" w:uiPriority="47"/>
+    <w:lsdException w:name="List Table 3 Accent 4" w:uiPriority="48"/>
+    <w:lsdException w:name="List Table 4 Accent 4" w:uiPriority="49"/>
+    <w:lsdException w:name="List Table 5 Dark Accent 4" w:uiPriority="50"/>
+    <w:lsdException w:name="List Table 6 Colorful Accent 4" w:uiPriority="51"/>
+    <w:lsdException w:name="List Table 7 Colorful Accent 4" w:uiPriority="52"/>
+    <w:lsdException w:name="List Table 1 Light Accent 5" w:uiPriority="46"/>
+    <w:lsdException w:name="List Table 2 Accent 5" w:uiPriority="47"/>
+    <w:lsdException w:name="List Table 3 Accent 5" w:uiPriority="48"/>
+    <w:lsdException w:name="List Table 4 Accent 5" w:uiPriority="49"/>
+    <w:lsdException w:name="List Table 5 Dark Accent 5" w:uiPriority="50"/>
+    <w:lsdException w:name="List Table 6 Colorful Accent 5" w:uiPriority="51"/>
+    <w:lsdException w:name="List Table 7 Colorful Accent 5" w:uiPriority="52"/>
+    <w:lsdException w:name="List Table 1 Light Accent 6" w:uiPriority="46"/>
+    <w:lsdException w:name="List Table 2 Accent 6" w:uiPriority="47"/>
+    <w:lsdException w:name="List Table 3 Accent 6" w:uiPriority="48"/>
+    <w:lsdException w:name="List Table 4 Accent 6" w:uiPriority="49"/>
+    <w:lsdException w:name="List Table 5 Dark Accent 6" w:uiPriority="50"/>
+    <w:lsdException w:name="List Table 6 Colorful Accent 6" w:uiPriority="51"/>
+    <w:lsdException w:name="List Table 7 Colorful Accent 6" w:uiPriority="52"/>
+    <w:lsdException w:name="Mention" w:semiHidden="1" w:unhideWhenUsed="1"/>
+    <w:lsdException w:name="Smart Hyperlink" w:semiHidden="1" w:unhideWhenUsed="1"/>
+    <w:lsdException w:name="Hashtag" w:semiHidden="1" w:unhideWhenUsed="1"/>
+    <w:lsdException w:name="Unresolved Mention" w:semiHidden="1" w:unhideWhenUsed="1"/>
+    <w:lsdException w:name="Smart Link" w:semiHidden="1" w:unhideWhenUsed="1"/>
+  </w:latentStyles>
+  <w:style w:type="paragraph" w:default="1" w:styleId="Normal">
+    <w:name w:val="Normal"/>
+    <w:qFormat/>
   </w:style>
   <w:style w:type="paragraph" w:styleId="Heading1">
     <w:name w:val="heading 1"/>
     <w:basedOn w:val="Normal"/>
     <w:next w:val="Normal"/>
+    <w:uiPriority w:val="9"/>
+    <w:qFormat/>
     <w:pPr>
-      <w:keepNext w:val="1"/>
-      <w:keepLines w:val="1"/>
-      <w:pageBreakBefore w:val="0"/>
-      <w:spacing w:after="120" w:before="400" w:lineRule="auto"/>
+      <w:keepNext/>
+      <w:keepLines/>
+      <w:spacing w:before="400" w:after="120"/>
+      <w:outlineLvl w:val="0"/>
     </w:pPr>
     <w:rPr>
       <w:sz w:val="40"/>
@@ -472,14 +779,17 @@
     <w:name w:val="heading 2"/>
     <w:basedOn w:val="Normal"/>
     <w:next w:val="Normal"/>
+    <w:uiPriority w:val="9"/>
+    <w:semiHidden/>
+    <w:unhideWhenUsed/>
+    <w:qFormat/>
     <w:pPr>
-      <w:keepNext w:val="1"/>
-      <w:keepLines w:val="1"/>
-      <w:pageBreakBefore w:val="0"/>
-      <w:spacing w:after="120" w:before="360" w:lineRule="auto"/>
+      <w:keepNext/>
+      <w:keepLines/>
+      <w:spacing w:before="360" w:after="120"/>
+      <w:outlineLvl w:val="1"/>
     </w:pPr>
     <w:rPr>
-      <w:b w:val="0"/>
       <w:sz w:val="32"/>
       <w:szCs w:val="32"/>
     </w:rPr>
@@ -488,14 +798,17 @@
     <w:name w:val="heading 3"/>
     <w:basedOn w:val="Normal"/>
     <w:next w:val="Normal"/>
+    <w:uiPriority w:val="9"/>
+    <w:semiHidden/>
+    <w:unhideWhenUsed/>
+    <w:qFormat/>
     <w:pPr>
-      <w:keepNext w:val="1"/>
-      <w:keepLines w:val="1"/>
-      <w:pageBreakBefore w:val="0"/>
-      <w:spacing w:after="80" w:before="320" w:lineRule="auto"/>
+      <w:keepNext/>
+      <w:keepLines/>
+      <w:spacing w:before="320" w:after="80"/>
+      <w:outlineLvl w:val="2"/>
     </w:pPr>
     <w:rPr>
-      <w:b w:val="0"/>
       <w:color w:val="434343"/>
       <w:sz w:val="28"/>
       <w:szCs w:val="28"/>
@@ -505,11 +818,15 @@
     <w:name w:val="heading 4"/>
     <w:basedOn w:val="Normal"/>
     <w:next w:val="Normal"/>
+    <w:uiPriority w:val="9"/>
+    <w:semiHidden/>
+    <w:unhideWhenUsed/>
+    <w:qFormat/>
     <w:pPr>
-      <w:keepNext w:val="1"/>
-      <w:keepLines w:val="1"/>
-      <w:pageBreakBefore w:val="0"/>
-      <w:spacing w:after="80" w:before="280" w:lineRule="auto"/>
+      <w:keepNext/>
+      <w:keepLines/>
+      <w:spacing w:before="280" w:after="80"/>
+      <w:outlineLvl w:val="3"/>
     </w:pPr>
     <w:rPr>
       <w:color w:val="666666"/>
@@ -521,44 +838,87 @@
     <w:name w:val="heading 5"/>
     <w:basedOn w:val="Normal"/>
     <w:next w:val="Normal"/>
+    <w:uiPriority w:val="9"/>
+    <w:semiHidden/>
+    <w:unhideWhenUsed/>
+    <w:qFormat/>
     <w:pPr>
-      <w:keepNext w:val="1"/>
-      <w:keepLines w:val="1"/>
-      <w:pageBreakBefore w:val="0"/>
-      <w:spacing w:after="80" w:before="240" w:lineRule="auto"/>
+      <w:keepNext/>
+      <w:keepLines/>
+      <w:spacing w:before="240" w:after="80"/>
+      <w:outlineLvl w:val="4"/>
     </w:pPr>
     <w:rPr>
       <w:color w:val="666666"/>
-      <w:sz w:val="22"/>
-      <w:szCs w:val="22"/>
     </w:rPr>
   </w:style>
   <w:style w:type="paragraph" w:styleId="Heading6">
     <w:name w:val="heading 6"/>
     <w:basedOn w:val="Normal"/>
     <w:next w:val="Normal"/>
+    <w:uiPriority w:val="9"/>
+    <w:semiHidden/>
+    <w:unhideWhenUsed/>
+    <w:qFormat/>
     <w:pPr>
-      <w:keepNext w:val="1"/>
-      <w:keepLines w:val="1"/>
-      <w:pageBreakBefore w:val="0"/>
-      <w:spacing w:after="80" w:before="240" w:lineRule="auto"/>
+      <w:keepNext/>
+      <w:keepLines/>
+      <w:spacing w:before="240" w:after="80"/>
+      <w:outlineLvl w:val="5"/>
     </w:pPr>
     <w:rPr>
-      <w:i w:val="1"/>
+      <w:i/>
       <w:color w:val="666666"/>
-      <w:sz w:val="22"/>
-      <w:szCs w:val="22"/>
     </w:rPr>
+  </w:style>
+  <w:style w:type="character" w:default="1" w:styleId="DefaultParagraphFont">
+    <w:name w:val="Default Paragraph Font"/>
+    <w:uiPriority w:val="1"/>
+    <w:semiHidden/>
+    <w:unhideWhenUsed/>
+  </w:style>
+  <w:style w:type="table" w:default="1" w:styleId="TableNormal">
+    <w:name w:val="Normal Table"/>
+    <w:uiPriority w:val="99"/>
+    <w:semiHidden/>
+    <w:unhideWhenUsed/>
+    <w:tblPr>
+      <w:tblInd w:w="0" w:type="dxa"/>
+      <w:tblCellMar>
+        <w:top w:w="0" w:type="dxa"/>
+        <w:left w:w="108" w:type="dxa"/>
+        <w:bottom w:w="0" w:type="dxa"/>
+        <w:right w:w="108" w:type="dxa"/>
+      </w:tblCellMar>
+    </w:tblPr>
+  </w:style>
+  <w:style w:type="numbering" w:default="1" w:styleId="NoList">
+    <w:name w:val="No List"/>
+    <w:uiPriority w:val="99"/>
+    <w:semiHidden/>
+    <w:unhideWhenUsed/>
+  </w:style>
+  <w:style w:type="table" w:customStyle="1" w:styleId="TableNormal0">
+    <w:name w:val="TableNormal"/>
+    <w:tblPr>
+      <w:tblCellMar>
+        <w:top w:w="0" w:type="dxa"/>
+        <w:left w:w="0" w:type="dxa"/>
+        <w:bottom w:w="0" w:type="dxa"/>
+        <w:right w:w="0" w:type="dxa"/>
+      </w:tblCellMar>
+    </w:tblPr>
   </w:style>
   <w:style w:type="paragraph" w:styleId="Title">
     <w:name w:val="Title"/>
     <w:basedOn w:val="Normal"/>
     <w:next w:val="Normal"/>
+    <w:uiPriority w:val="10"/>
+    <w:qFormat/>
     <w:pPr>
-      <w:keepNext w:val="1"/>
-      <w:keepLines w:val="1"/>
-      <w:pageBreakBefore w:val="0"/>
-      <w:spacing w:after="60" w:before="0" w:lineRule="auto"/>
+      <w:keepNext/>
+      <w:keepLines/>
+      <w:spacing w:after="60"/>
     </w:pPr>
     <w:rPr>
       <w:sz w:val="52"/>
@@ -569,15 +929,14 @@
     <w:name w:val="Subtitle"/>
     <w:basedOn w:val="Normal"/>
     <w:next w:val="Normal"/>
+    <w:uiPriority w:val="11"/>
+    <w:qFormat/>
     <w:pPr>
-      <w:keepNext w:val="1"/>
-      <w:keepLines w:val="1"/>
-      <w:pageBreakBefore w:val="0"/>
-      <w:spacing w:after="320" w:before="0" w:lineRule="auto"/>
+      <w:keepNext/>
+      <w:keepLines/>
+      <w:spacing w:after="320"/>
     </w:pPr>
     <w:rPr>
-      <w:rFonts w:ascii="Arial" w:cs="Arial" w:eastAsia="Arial" w:hAnsi="Arial"/>
-      <w:i w:val="0"/>
       <w:color w:val="666666"/>
       <w:sz w:val="30"/>
       <w:szCs w:val="30"/>

--- a/Knowledge/2-Science/0-Intro to Science/3-Wiki Source/Sources.docx
+++ b/Knowledge/2-Science/0-Intro to Science/3-Wiki Source/Sources.docx
@@ -17,7 +17,34 @@
         <w:t>* Download Name</w:t>
       </w:r>
       <w:r>
-        <w:t>: Science</w:t>
+        <w:t xml:space="preserve">: </w:t>
+      </w:r>
+      <w:r>
+        <w:t>[</w:t>
+      </w:r>
+      <w:r>
+        <w:t xml:space="preserve">en_wikipedia.pdf </w:t>
+      </w:r>
+      <w:r>
+        <w:t>-&gt; Science</w:t>
+      </w:r>
+      <w:r>
+        <w:t>.pdf</w:t>
+      </w:r>
+      <w:r>
+        <w:t>]</w:t>
+      </w:r>
+      <w:r>
+        <w:t xml:space="preserve"> </w:t>
+      </w:r>
+      <w:r>
+        <w:t>[</w:t>
+      </w:r>
+      <w:r>
+        <w:t>Wiki Source - Science</w:t>
+      </w:r>
+      <w:r>
+        <w:t>]</w:t>
       </w:r>
       <w:r>
         <w:br/>
@@ -44,6 +71,22 @@
       </w:r>
       <w:r>
         <w:t>: Educational</w:t>
+      </w:r>
+      <w:r>
+        <w:br/>
+      </w:r>
+      <w:r>
+        <w:t xml:space="preserve">* </w:t>
+      </w:r>
+      <w:r>
+        <w:rPr>
+          <w:b/>
+          <w:bCs/>
+        </w:rPr>
+        <w:t>Source Platform</w:t>
+      </w:r>
+      <w:r>
+        <w:t>: Wikipedia (https://www.wikipedia.org)</w:t>
       </w:r>
       <w:r>
         <w:br/>
@@ -69,8 +112,6 @@
       </w:hyperlink>
       <w:r>
         <w:br/>
-      </w:r>
-      <w:r>
         <w:t xml:space="preserve">* </w:t>
       </w:r>
       <w:r>
@@ -83,10 +124,54 @@
         <w:t xml:space="preserve">: </w:t>
       </w:r>
       <w:r>
-        <w:t>en.wikipedia.org</w:t>
+        <w:t>https://en.wikipedia.org [Wikipedia Server]</w:t>
+      </w:r>
+      <w:r>
+        <w:br/>
+      </w:r>
+      <w:r>
+        <w:t xml:space="preserve">* </w:t>
+      </w:r>
+      <w:r>
+        <w:rPr>
+          <w:b/>
+        </w:rPr>
+        <w:t>Download Method</w:t>
+      </w:r>
+      <w:r>
+        <w:t xml:space="preserve">: </w:t>
+      </w:r>
+      <w:r>
+        <w:t xml:space="preserve">Web Tool: </w:t>
+      </w:r>
+      <w:proofErr w:type="spellStart"/>
+      <w:r>
+        <w:t>iLovePDF</w:t>
+      </w:r>
+      <w:proofErr w:type="spellEnd"/>
+      <w:r>
+        <w:t xml:space="preserve"> - HTML to PDF</w:t>
       </w:r>
       <w:r>
         <w:t xml:space="preserve"> </w:t>
+      </w:r>
+      <w:r>
+        <w:t>(https://www.ilovepdf.com/html-to-pdf) [convert html to pdf]</w:t>
+      </w:r>
+      <w:r>
+        <w:br/>
+      </w:r>
+      <w:r>
+        <w:t xml:space="preserve">* </w:t>
+      </w:r>
+      <w:r>
+        <w:rPr>
+          <w:b/>
+        </w:rPr>
+        <w:t>Download Format</w:t>
+      </w:r>
+      <w:r>
+        <w:t>: .pdf</w:t>
       </w:r>
       <w:r>
         <w:br/>
@@ -96,28 +181,10 @@
         <w:rPr>
           <w:b/>
         </w:rPr>
-        <w:t>Download Method</w:t>
-      </w:r>
-      <w:r>
-        <w:t xml:space="preserve">: </w:t>
-      </w:r>
-      <w:hyperlink r:id="rId6">
-        <w:r>
-          <w:rPr>
-            <w:color w:val="1155CC"/>
-            <w:sz w:val="20"/>
-            <w:szCs w:val="20"/>
-            <w:u w:val="single"/>
-          </w:rPr>
-          <w:t>https://www.ilovepdf.com/html-to-pdf</w:t>
-        </w:r>
-      </w:hyperlink>
-      <w:r>
-        <w:rPr>
-          <w:sz w:val="20"/>
-          <w:szCs w:val="20"/>
-        </w:rPr>
-        <w:t xml:space="preserve"> -&gt; convert html to pdf</w:t>
+        <w:t>Download Quality</w:t>
+      </w:r>
+      <w:r>
+        <w:t xml:space="preserve">: Medium </w:t>
       </w:r>
       <w:r>
         <w:br/>
@@ -127,62 +194,52 @@
         <w:rPr>
           <w:b/>
         </w:rPr>
-        <w:t>Download Format</w:t>
-      </w:r>
-      <w:r>
-        <w:t>: .pdf</w:t>
+        <w:t>Download Date</w:t>
+      </w:r>
+      <w:r>
+        <w:t>: 7/14/2025</w:t>
       </w:r>
       <w:r>
         <w:br/>
+      </w:r>
+      <w:r>
         <w:t xml:space="preserve">* </w:t>
       </w:r>
       <w:r>
         <w:rPr>
           <w:b/>
-        </w:rPr>
-        <w:t>Download Quality</w:t>
-      </w:r>
-      <w:r>
-        <w:t xml:space="preserve">: Medium </w:t>
-      </w:r>
-      <w:r>
-        <w:br/>
-        <w:t xml:space="preserve">* </w:t>
-      </w:r>
-      <w:r>
-        <w:rPr>
-          <w:b/>
-        </w:rPr>
-        <w:t>Download Date</w:t>
-      </w:r>
-      <w:r>
-        <w:t>: 7/14/2025</w:t>
-      </w:r>
-      <w:r>
-        <w:br/>
-        <w:t xml:space="preserve">* </w:t>
-      </w:r>
-      <w:r>
-        <w:rPr>
-          <w:b/>
+          <w:bCs/>
         </w:rPr>
         <w:t>Saved Location</w:t>
       </w:r>
       <w:r>
         <w:t xml:space="preserve">: </w:t>
       </w:r>
-      <w:r>
-        <w:rPr>
-          <w:sz w:val="20"/>
-          <w:szCs w:val="20"/>
-        </w:rPr>
-        <w:t>treeknowledge561\Knowledge\Science\0-Intro to Science\3-Wiki source</w:t>
-      </w:r>
-      <w:r>
-        <w:rPr>
-          <w:sz w:val="20"/>
-          <w:szCs w:val="20"/>
-        </w:rPr>
+      <w:proofErr w:type="spellStart"/>
+      <w:r>
+        <w:t>StorageType</w:t>
+      </w:r>
+      <w:proofErr w:type="spellEnd"/>
+      <w:r>
+        <w:t xml:space="preserve">: Cloud -&gt; Platform: GitHub -&gt; Account: </w:t>
+      </w:r>
+      <w:proofErr w:type="spellStart"/>
+      <w:r>
+        <w:t>topicsscience</w:t>
+      </w:r>
+      <w:proofErr w:type="spellEnd"/>
+      <w:r>
+        <w:t xml:space="preserve"> -&gt; Repository: </w:t>
+      </w:r>
+      <w:proofErr w:type="spellStart"/>
+      <w:r>
+        <w:t>kingdomheartsknowledge</w:t>
+      </w:r>
+      <w:proofErr w:type="spellEnd"/>
+      <w:r>
+        <w:t xml:space="preserve"> -&gt; Path: Knowledge/2-Science/0-Intro to Science/..</w:t>
+      </w:r>
+      <w:r>
         <w:br/>
       </w:r>
       <w:r>
@@ -243,11 +300,11 @@
   <w:abstractNum w:abstractNumId="0" w15:restartNumberingAfterBreak="0">
     <w:nsid w:val="0C75105C"/>
     <w:multiLevelType w:val="multilevel"/>
-    <w:tmpl w:val="B19063EE"/>
+    <w:tmpl w:val="336C09BE"/>
     <w:lvl w:ilvl="0">
       <w:start w:val="1"/>
-      <w:numFmt w:val="bullet"/>
-      <w:lvlText w:val="-"/>
+      <w:numFmt w:val="decimal"/>
+      <w:lvlText w:val="%1."/>
       <w:lvlJc w:val="left"/>
       <w:pPr>
         <w:ind w:left="720" w:hanging="360"/>

--- a/Knowledge/2-Science/0-Intro to Science/3-Wiki Source/Sources.docx
+++ b/Knowledge/2-Science/0-Intro to Science/3-Wiki Source/Sources.docx
@@ -14,50 +14,57 @@
         <w:rPr>
           <w:b/>
         </w:rPr>
-        <w:t>* Download Name</w:t>
-      </w:r>
-      <w:r>
-        <w:t xml:space="preserve">: </w:t>
-      </w:r>
-      <w:r>
-        <w:t>[</w:t>
-      </w:r>
-      <w:r>
-        <w:t xml:space="preserve">en_wikipedia.pdf </w:t>
-      </w:r>
-      <w:r>
-        <w:t>-&gt; Science</w:t>
-      </w:r>
-      <w:r>
-        <w:t>.pdf</w:t>
-      </w:r>
-      <w:r>
-        <w:t>]</w:t>
-      </w:r>
-      <w:r>
-        <w:t xml:space="preserve"> </w:t>
-      </w:r>
-      <w:r>
-        <w:t>[</w:t>
-      </w:r>
-      <w:r>
-        <w:t>Wiki Source - Science</w:t>
-      </w:r>
-      <w:r>
-        <w:t>]</w:t>
-      </w:r>
-      <w:r>
+        <w:t xml:space="preserve">* Source ID: </w:t>
+      </w:r>
+      <w:r>
+        <w:rPr>
+          <w:bCs/>
+        </w:rPr>
+        <w:t>1</w:t>
+      </w:r>
+      <w:r>
+        <w:rPr>
+          <w:b/>
+        </w:rPr>
         <w:br/>
         <w:t xml:space="preserve">* </w:t>
       </w:r>
       <w:r>
         <w:rPr>
           <w:b/>
-        </w:rPr>
-        <w:t>Download Type</w:t>
-      </w:r>
-      <w:r>
-        <w:t>: Document</w:t>
+          <w:bCs/>
+        </w:rPr>
+        <w:t>Content Title</w:t>
+      </w:r>
+      <w:r>
+        <w:t xml:space="preserve">: </w:t>
+      </w:r>
+      <w:r>
+        <w:t>[</w:t>
+      </w:r>
+      <w:r>
+        <w:t xml:space="preserve">en_wikipedia.pdf </w:t>
+      </w:r>
+      <w:r>
+        <w:t>-&gt; Science</w:t>
+      </w:r>
+      <w:r>
+        <w:t>.pdf</w:t>
+      </w:r>
+      <w:r>
+        <w:t>]</w:t>
+      </w:r>
+      <w:r>
+        <w:t xml:space="preserve"> </w:t>
+      </w:r>
+      <w:r>
+        <w:t>[</w:t>
+      </w:r>
+      <w:r>
+        <w:t>Wiki Source - Science</w:t>
+      </w:r>
+      <w:r>
+        <w:t>]</w:t>
       </w:r>
       <w:r>
         <w:br/>
@@ -66,27 +73,12 @@
       <w:r>
         <w:rPr>
           <w:b/>
-        </w:rPr>
-        <w:t>Source Type</w:t>
-      </w:r>
-      <w:r>
-        <w:t>: Educational</w:t>
-      </w:r>
-      <w:r>
-        <w:br/>
-      </w:r>
-      <w:r>
-        <w:t xml:space="preserve">* </w:t>
-      </w:r>
-      <w:r>
-        <w:rPr>
-          <w:b/>
           <w:bCs/>
         </w:rPr>
-        <w:t>Source Platform</w:t>
-      </w:r>
-      <w:r>
-        <w:t>: Wikipedia (https://www.wikipedia.org)</w:t>
+        <w:t>Content Type</w:t>
+      </w:r>
+      <w:r>
+        <w:t>: Document</w:t>
       </w:r>
       <w:r>
         <w:br/>
@@ -95,8 +87,46 @@
       <w:r>
         <w:rPr>
           <w:b/>
-        </w:rPr>
-        <w:t>Download Source</w:t>
+          <w:bCs/>
+        </w:rPr>
+        <w:t>Domain</w:t>
+      </w:r>
+      <w:r>
+        <w:t>: Educational</w:t>
+      </w:r>
+      <w:r>
+        <w:br/>
+      </w:r>
+      <w:r>
+        <w:t xml:space="preserve">* </w:t>
+      </w:r>
+      <w:r>
+        <w:rPr>
+          <w:b/>
+          <w:bCs/>
+        </w:rPr>
+        <w:t>Source Platform</w:t>
+      </w:r>
+      <w:r>
+        <w:t>: Wikipedia (https://www.wikipedia.org)</w:t>
+      </w:r>
+      <w:r>
+        <w:br/>
+        <w:t xml:space="preserve">* </w:t>
+      </w:r>
+      <w:r>
+        <w:rPr>
+          <w:b/>
+          <w:bCs/>
+        </w:rPr>
+        <w:t xml:space="preserve">Source </w:t>
+      </w:r>
+      <w:r>
+        <w:rPr>
+          <w:b/>
+          <w:bCs/>
+        </w:rPr>
+        <w:t>Reference</w:t>
       </w:r>
       <w:r>
         <w:t xml:space="preserve">: </w:t>
@@ -117,61 +147,15 @@
       <w:r>
         <w:rPr>
           <w:b/>
-        </w:rPr>
-        <w:t>Download Server / Mirror</w:t>
+          <w:bCs/>
+        </w:rPr>
+        <w:t>Source Type</w:t>
       </w:r>
       <w:r>
         <w:t xml:space="preserve">: </w:t>
       </w:r>
       <w:r>
-        <w:t>https://en.wikipedia.org [Wikipedia Server]</w:t>
-      </w:r>
-      <w:r>
-        <w:br/>
-      </w:r>
-      <w:r>
-        <w:t xml:space="preserve">* </w:t>
-      </w:r>
-      <w:r>
-        <w:rPr>
-          <w:b/>
-        </w:rPr>
-        <w:t>Download Method</w:t>
-      </w:r>
-      <w:r>
-        <w:t xml:space="preserve">: </w:t>
-      </w:r>
-      <w:r>
-        <w:t xml:space="preserve">Web Tool: </w:t>
-      </w:r>
-      <w:proofErr w:type="spellStart"/>
-      <w:r>
-        <w:t>iLovePDF</w:t>
-      </w:r>
-      <w:proofErr w:type="spellEnd"/>
-      <w:r>
-        <w:t xml:space="preserve"> - HTML to PDF</w:t>
-      </w:r>
-      <w:r>
-        <w:t xml:space="preserve"> </w:t>
-      </w:r>
-      <w:r>
-        <w:t>(https://www.ilovepdf.com/html-to-pdf) [convert html to pdf]</w:t>
-      </w:r>
-      <w:r>
-        <w:br/>
-      </w:r>
-      <w:r>
-        <w:t xml:space="preserve">* </w:t>
-      </w:r>
-      <w:r>
-        <w:rPr>
-          <w:b/>
-        </w:rPr>
-        <w:t>Download Format</w:t>
-      </w:r>
-      <w:r>
-        <w:t>: .pdf</w:t>
+        <w:t xml:space="preserve">Converted </w:t>
       </w:r>
       <w:r>
         <w:br/>
@@ -180,11 +164,18 @@
       <w:r>
         <w:rPr>
           <w:b/>
-        </w:rPr>
-        <w:t>Download Quality</w:t>
-      </w:r>
-      <w:r>
-        <w:t xml:space="preserve">: Medium </w:t>
+          <w:bCs/>
+        </w:rPr>
+        <w:t>Source Nature:</w:t>
+      </w:r>
+      <w:r>
+        <w:t xml:space="preserve"> </w:t>
+      </w:r>
+      <w:r>
+        <w:t>D</w:t>
+      </w:r>
+      <w:r>
+        <w:t>igital</w:t>
       </w:r>
       <w:r>
         <w:br/>
@@ -194,7 +185,83 @@
         <w:rPr>
           <w:b/>
         </w:rPr>
-        <w:t>Download Date</w:t>
+        <w:t>Storage Host</w:t>
+      </w:r>
+      <w:r>
+        <w:t xml:space="preserve">: </w:t>
+      </w:r>
+      <w:r>
+        <w:t>https://en.wikipedia.org [Wikipedia Server]</w:t>
+      </w:r>
+      <w:r>
+        <w:br/>
+      </w:r>
+      <w:r>
+        <w:t xml:space="preserve">* </w:t>
+      </w:r>
+      <w:r>
+        <w:rPr>
+          <w:b/>
+        </w:rPr>
+        <w:t>Acquisition Method</w:t>
+      </w:r>
+      <w:r>
+        <w:t xml:space="preserve">: </w:t>
+      </w:r>
+      <w:r>
+        <w:t xml:space="preserve">Web Tool: </w:t>
+      </w:r>
+      <w:proofErr w:type="spellStart"/>
+      <w:r>
+        <w:t>iLovePDF</w:t>
+      </w:r>
+      <w:proofErr w:type="spellEnd"/>
+      <w:r>
+        <w:t xml:space="preserve"> - HTML to PDF</w:t>
+      </w:r>
+      <w:r>
+        <w:t xml:space="preserve"> </w:t>
+      </w:r>
+      <w:r>
+        <w:t>(https://www.ilovepdf.com/html-to-pdf) [convert html to pdf]</w:t>
+      </w:r>
+      <w:r>
+        <w:br/>
+      </w:r>
+      <w:r>
+        <w:t xml:space="preserve">* </w:t>
+      </w:r>
+      <w:r>
+        <w:rPr>
+          <w:b/>
+        </w:rPr>
+        <w:t>File Format</w:t>
+      </w:r>
+      <w:r>
+        <w:t>: .pdf</w:t>
+      </w:r>
+      <w:r>
+        <w:br/>
+        <w:t xml:space="preserve">* </w:t>
+      </w:r>
+      <w:r>
+        <w:rPr>
+          <w:b/>
+        </w:rPr>
+        <w:t>Content Quality</w:t>
+      </w:r>
+      <w:r>
+        <w:t xml:space="preserve">: Medium </w:t>
+      </w:r>
+      <w:r>
+        <w:br/>
+        <w:t xml:space="preserve">* </w:t>
+      </w:r>
+      <w:r>
+        <w:rPr>
+          <w:b/>
+        </w:rPr>
+        <w:t>Acquisition Date</w:t>
       </w:r>
       <w:r>
         <w:t>: 7/14/2025</w:t>
@@ -210,7 +277,7 @@
           <w:b/>
           <w:bCs/>
         </w:rPr>
-        <w:t>Saved Location</w:t>
+        <w:t>Storage Location</w:t>
       </w:r>
       <w:r>
         <w:t xml:space="preserve">: </w:t>
@@ -271,6 +338,9 @@
           <w:szCs w:val="20"/>
         </w:rPr>
         <w:t>[This page was last edited on 8 July 2025, at 17:24 (UTC)]</w:t>
+      </w:r>
+      <w:r>
+        <w:br/>
       </w:r>
     </w:p>
     <w:p/>
@@ -410,8 +480,97 @@
       </w:rPr>
     </w:lvl>
   </w:abstractNum>
+  <w:abstractNum w:abstractNumId="1" w15:restartNumberingAfterBreak="0">
+    <w:nsid w:val="27C56103"/>
+    <w:multiLevelType w:val="hybridMultilevel"/>
+    <w:tmpl w:val="D4E4E5A8"/>
+    <w:lvl w:ilvl="0" w:tplc="0409000F">
+      <w:start w:val="1"/>
+      <w:numFmt w:val="decimal"/>
+      <w:lvlText w:val="%1."/>
+      <w:lvlJc w:val="left"/>
+      <w:pPr>
+        <w:ind w:left="720" w:hanging="360"/>
+      </w:pPr>
+    </w:lvl>
+    <w:lvl w:ilvl="1" w:tplc="04090019" w:tentative="1">
+      <w:start w:val="1"/>
+      <w:numFmt w:val="lowerLetter"/>
+      <w:lvlText w:val="%2."/>
+      <w:lvlJc w:val="left"/>
+      <w:pPr>
+        <w:ind w:left="1440" w:hanging="360"/>
+      </w:pPr>
+    </w:lvl>
+    <w:lvl w:ilvl="2" w:tplc="0409001B" w:tentative="1">
+      <w:start w:val="1"/>
+      <w:numFmt w:val="lowerRoman"/>
+      <w:lvlText w:val="%3."/>
+      <w:lvlJc w:val="right"/>
+      <w:pPr>
+        <w:ind w:left="2160" w:hanging="180"/>
+      </w:pPr>
+    </w:lvl>
+    <w:lvl w:ilvl="3" w:tplc="0409000F" w:tentative="1">
+      <w:start w:val="1"/>
+      <w:numFmt w:val="decimal"/>
+      <w:lvlText w:val="%4."/>
+      <w:lvlJc w:val="left"/>
+      <w:pPr>
+        <w:ind w:left="2880" w:hanging="360"/>
+      </w:pPr>
+    </w:lvl>
+    <w:lvl w:ilvl="4" w:tplc="04090019" w:tentative="1">
+      <w:start w:val="1"/>
+      <w:numFmt w:val="lowerLetter"/>
+      <w:lvlText w:val="%5."/>
+      <w:lvlJc w:val="left"/>
+      <w:pPr>
+        <w:ind w:left="3600" w:hanging="360"/>
+      </w:pPr>
+    </w:lvl>
+    <w:lvl w:ilvl="5" w:tplc="0409001B" w:tentative="1">
+      <w:start w:val="1"/>
+      <w:numFmt w:val="lowerRoman"/>
+      <w:lvlText w:val="%6."/>
+      <w:lvlJc w:val="right"/>
+      <w:pPr>
+        <w:ind w:left="4320" w:hanging="180"/>
+      </w:pPr>
+    </w:lvl>
+    <w:lvl w:ilvl="6" w:tplc="0409000F" w:tentative="1">
+      <w:start w:val="1"/>
+      <w:numFmt w:val="decimal"/>
+      <w:lvlText w:val="%7."/>
+      <w:lvlJc w:val="left"/>
+      <w:pPr>
+        <w:ind w:left="5040" w:hanging="360"/>
+      </w:pPr>
+    </w:lvl>
+    <w:lvl w:ilvl="7" w:tplc="04090019" w:tentative="1">
+      <w:start w:val="1"/>
+      <w:numFmt w:val="lowerLetter"/>
+      <w:lvlText w:val="%8."/>
+      <w:lvlJc w:val="left"/>
+      <w:pPr>
+        <w:ind w:left="5760" w:hanging="360"/>
+      </w:pPr>
+    </w:lvl>
+    <w:lvl w:ilvl="8" w:tplc="0409001B" w:tentative="1">
+      <w:start w:val="1"/>
+      <w:numFmt w:val="lowerRoman"/>
+      <w:lvlText w:val="%9."/>
+      <w:lvlJc w:val="right"/>
+      <w:pPr>
+        <w:ind w:left="6480" w:hanging="180"/>
+      </w:pPr>
+    </w:lvl>
+  </w:abstractNum>
   <w:num w:numId="1" w16cid:durableId="731076001">
     <w:abstractNumId w:val="0"/>
+  </w:num>
+  <w:num w:numId="2" w16cid:durableId="77217543">
+    <w:abstractNumId w:val="1"/>
   </w:num>
 </w:numbering>
 </file>
@@ -999,6 +1158,17 @@
       <w:szCs w:val="30"/>
     </w:rPr>
   </w:style>
+  <w:style w:type="paragraph" w:styleId="ListParagraph">
+    <w:name w:val="List Paragraph"/>
+    <w:basedOn w:val="Normal"/>
+    <w:uiPriority w:val="34"/>
+    <w:qFormat/>
+    <w:rsid w:val="00E8130A"/>
+    <w:pPr>
+      <w:ind w:left="720"/>
+      <w:contextualSpacing/>
+    </w:pPr>
+  </w:style>
 </w:styles>
 </file>
 
